--- a/svoyo-delo/대본/3부/08화_Pretenziya.docx
+++ b/svoyo-delo/대본/3부/08화_Pretenziya.docx
@@ -98,7 +98,7 @@
         <w:t xml:space="preserve"> </w:t>
       </w:r>
       <w:r>
-        <w:t xml:space="preserve">- 규칙: 지문 없음. 전 화 100% 「화자명: 대사」. 1턴 15단어 이내 + 긴 턴 10~15회(25~35단어). 문법 초점(B2): 간접 의문 ли(всё ли спокойно, меняли ли дозу), 피동 형동사(придуманная за ужином, не распознано), 양보(Даже если это не гель).</w:t>
+        <w:t xml:space="preserve">- 규칙: 지문 없음. 전 화 100% 「화자명: 대사」. 1턴 20단어 이내 + 긴 턴 10~15회(30~50단어). 문법 초점(B2): 간접 의문 ли(всё ли спокойно, меняли ли дозу), 피동 형동사(придуманная за ужином, не распознано), 양보(Даже если это не гель).</w:t>
       </w:r>
       <w:r>
         <w:t xml:space="preserve"> </w:t>
@@ -824,15 +824,15 @@
         <w:pStyle w:val="FirstParagraph"/>
       </w:pPr>
       <w:r>
-        <w:t xml:space="preserve">DIMA: Алексей Николаевич, письмо. От клиники Галины. Это претензия. Первая.</w:t>
-      </w:r>
-    </w:p>
-    <w:p>
-      <w:pPr>
-        <w:pStyle w:val="BodyText"/>
-      </w:pPr>
-      <w:r>
-        <w:t xml:space="preserve">ALEKSEY: Читайте.</w:t>
+        <w:t xml:space="preserve">DIMA: Алексей Николаевич, пришло письмо из клиники Галины. Это претензия, причём первая.</w:t>
+      </w:r>
+    </w:p>
+    <w:p>
+      <w:pPr>
+        <w:pStyle w:val="BodyText"/>
+      </w:pPr>
+      <w:r>
+        <w:t xml:space="preserve">ALEKSEY: Читайте вслух, пожалуйста, и ничего не пропускайте.</w:t>
       </w:r>
     </w:p>
     <w:p>
@@ -848,95 +848,95 @@
         <w:pStyle w:val="BodyText"/>
       </w:pPr>
       <w:r>
-        <w:t xml:space="preserve">IRINA: Три недели? Обычный отёк проходит за три дня.</w:t>
-      </w:r>
-    </w:p>
-    <w:p>
-      <w:pPr>
-        <w:pStyle w:val="BodyText"/>
-      </w:pPr>
-      <w:r>
-        <w:t xml:space="preserve">DIMA: Роман Кравец, муж. «Требую пятьсот тысяч компенсации. Иначе — жалоба в Росздравнадзор и пост в соцсетях».</w:t>
-      </w:r>
-    </w:p>
-    <w:p>
-      <w:pPr>
-        <w:pStyle w:val="BodyText"/>
-      </w:pPr>
-      <w:r>
-        <w:t xml:space="preserve">OLGA: Пятьсот тысяч. Круглая цифра. Цифра, придуманная за ужином.</w:t>
-      </w:r>
-    </w:p>
-    <w:p>
-      <w:pPr>
-        <w:pStyle w:val="BodyText"/>
-      </w:pPr>
-      <w:r>
-        <w:t xml:space="preserve">ALEKSEY: Кто колол?</w:t>
-      </w:r>
-    </w:p>
-    <w:p>
-      <w:pPr>
-        <w:pStyle w:val="BodyText"/>
-      </w:pPr>
-      <w:r>
-        <w:t xml:space="preserve">DIMA: Доктор Белых. Анна Сергеевна. Сертификат номер четырнадцать. Сдала с первого раза.</w:t>
-      </w:r>
-    </w:p>
-    <w:p>
-      <w:pPr>
-        <w:pStyle w:val="BodyText"/>
-      </w:pPr>
-      <w:r>
-        <w:t xml:space="preserve">IRINA: Номер партии?</w:t>
-      </w:r>
-    </w:p>
-    <w:p>
-      <w:pPr>
-        <w:pStyle w:val="BodyText"/>
-      </w:pPr>
-      <w:r>
-        <w:t xml:space="preserve">DIMA: Есть в карте. Две тысячи двести семь. Та же партия у сорока других пациенток.</w:t>
-      </w:r>
-    </w:p>
-    <w:p>
-      <w:pPr>
-        <w:pStyle w:val="BodyText"/>
-      </w:pPr>
-      <w:r>
-        <w:t xml:space="preserve">IRINA: Сорок других — и ни одной жалобы. Это уже факт.</w:t>
-      </w:r>
-    </w:p>
-    <w:p>
-      <w:pPr>
-        <w:pStyle w:val="BodyText"/>
-      </w:pPr>
-      <w:r>
-        <w:t xml:space="preserve">OLGA: Это ещё не факт. Это наблюдение. Факты будут, когда посмотрим пациентку.</w:t>
-      </w:r>
-    </w:p>
-    <w:p>
-      <w:pPr>
-        <w:pStyle w:val="BodyText"/>
-      </w:pPr>
-      <w:r>
-        <w:t xml:space="preserve">ALEKSEY: Первая претензия. Я знал, что она придёт. Не знал, что так скоро.</w:t>
-      </w:r>
-    </w:p>
-    <w:p>
-      <w:pPr>
-        <w:pStyle w:val="BodyText"/>
-      </w:pPr>
-      <w:r>
-        <w:t xml:space="preserve">OLGA: Она всегда приходит в понедельник. Не знаю почему. Двадцать лет — всегда понедельник.</w:t>
-      </w:r>
-    </w:p>
-    <w:p>
-      <w:pPr>
-        <w:pStyle w:val="BodyText"/>
-      </w:pPr>
-      <w:r>
-        <w:t xml:space="preserve">IRINA: Открываю реестр. «Претензия номер один». Время пошло.</w:t>
+        <w:t xml:space="preserve">IRINA: Три недели? Но обычный отёк проходит за три дня.</w:t>
+      </w:r>
+    </w:p>
+    <w:p>
+      <w:pPr>
+        <w:pStyle w:val="BodyText"/>
+      </w:pPr>
+      <w:r>
+        <w:t xml:space="preserve">DIMA: Дальше пишет муж, Роман Кравец: «Требую пятьсот тысяч компенсации. Иначе — жалоба в Росздравнадзор и пост в соцсетях».</w:t>
+      </w:r>
+    </w:p>
+    <w:p>
+      <w:pPr>
+        <w:pStyle w:val="BodyText"/>
+      </w:pPr>
+      <w:r>
+        <w:t xml:space="preserve">OLGA: Пятьсот тысяч — круглая цифра. Это цифра, придуманная за ужином.</w:t>
+      </w:r>
+    </w:p>
+    <w:p>
+      <w:pPr>
+        <w:pStyle w:val="BodyText"/>
+      </w:pPr>
+      <w:r>
+        <w:t xml:space="preserve">ALEKSEY: А кто колол эту пациентку?</w:t>
+      </w:r>
+    </w:p>
+    <w:p>
+      <w:pPr>
+        <w:pStyle w:val="BodyText"/>
+      </w:pPr>
+      <w:r>
+        <w:t xml:space="preserve">DIMA: Доктор Белых, Анна Сергеевна. У неё сертификат номер четырнадцать, и сдала она с первого раза.</w:t>
+      </w:r>
+    </w:p>
+    <w:p>
+      <w:pPr>
+        <w:pStyle w:val="BodyText"/>
+      </w:pPr>
+      <w:r>
+        <w:t xml:space="preserve">IRINA: А номер партии там указан?</w:t>
+      </w:r>
+    </w:p>
+    <w:p>
+      <w:pPr>
+        <w:pStyle w:val="BodyText"/>
+      </w:pPr>
+      <w:r>
+        <w:t xml:space="preserve">DIMA: Есть в карте: две тысячи двести семь. Та же партия у сорока других пациенток.</w:t>
+      </w:r>
+    </w:p>
+    <w:p>
+      <w:pPr>
+        <w:pStyle w:val="BodyText"/>
+      </w:pPr>
+      <w:r>
+        <w:t xml:space="preserve">IRINA: Сорок других, и ни одной жалобы. Это уже факт.</w:t>
+      </w:r>
+    </w:p>
+    <w:p>
+      <w:pPr>
+        <w:pStyle w:val="BodyText"/>
+      </w:pPr>
+      <w:r>
+        <w:t xml:space="preserve">OLGA: Это ещё не факт, а наблюдение. Факты будут, когда мы посмотрим пациентку.</w:t>
+      </w:r>
+    </w:p>
+    <w:p>
+      <w:pPr>
+        <w:pStyle w:val="BodyText"/>
+      </w:pPr>
+      <w:r>
+        <w:t xml:space="preserve">ALEKSEY: Первая претензия. Я знал, что она когда-нибудь придёт, но не думал, что так скоро.</w:t>
+      </w:r>
+    </w:p>
+    <w:p>
+      <w:pPr>
+        <w:pStyle w:val="BodyText"/>
+      </w:pPr>
+      <w:r>
+        <w:t xml:space="preserve">OLGA: Она всегда приходит в понедельник. Не знаю почему, но двадцать лет подряд — всегда понедельник.</w:t>
+      </w:r>
+    </w:p>
+    <w:p>
+      <w:pPr>
+        <w:pStyle w:val="BodyText"/>
+      </w:pPr>
+      <w:r>
+        <w:t xml:space="preserve">IRINA: Открываю реестр: «Претензия номер один». Время пошло.</w:t>
       </w:r>
     </w:p>
     <w:bookmarkEnd w:id="21"/>
@@ -954,199 +954,199 @@
         <w:pStyle w:val="FirstParagraph"/>
       </w:pPr>
       <w:r>
-        <w:t xml:space="preserve">OLGA: Первое правило. Не отрицать и не признавать. Пока нет фактов, мы ничего не знаем.</w:t>
-      </w:r>
-    </w:p>
-    <w:p>
-      <w:pPr>
-        <w:pStyle w:val="BodyText"/>
-      </w:pPr>
-      <w:r>
-        <w:t xml:space="preserve">ALEKSEY: Юрист сказал бы то же самое?</w:t>
-      </w:r>
-    </w:p>
-    <w:p>
-      <w:pPr>
-        <w:pStyle w:val="BodyText"/>
-      </w:pPr>
-      <w:r>
-        <w:t xml:space="preserve">IRINA: Зайцев уже сказал. Я ему позвонила, пока Дима читал. «Никаких признаний до экспертизы».</w:t>
-      </w:r>
-    </w:p>
-    <w:p>
-      <w:pPr>
-        <w:pStyle w:val="BodyText"/>
-      </w:pPr>
-      <w:r>
-        <w:t xml:space="preserve">ALEKSEY: Хорошо. А второе правило?</w:t>
-      </w:r>
-    </w:p>
-    <w:p>
-      <w:pPr>
-        <w:pStyle w:val="BodyText"/>
-      </w:pPr>
-      <w:r>
-        <w:t xml:space="preserve">OLGA: Второе — пациентка. Не муж, не клиника. Сегодня её должен посмотреть врач. Не тот, кто колол.</w:t>
-      </w:r>
-    </w:p>
-    <w:p>
-      <w:pPr>
-        <w:pStyle w:val="BodyText"/>
-      </w:pPr>
-      <w:r>
-        <w:t xml:space="preserve">DIMA: Корнилова?</w:t>
-      </w:r>
-    </w:p>
-    <w:p>
-      <w:pPr>
-        <w:pStyle w:val="BodyText"/>
-      </w:pPr>
-      <w:r>
-        <w:t xml:space="preserve">OLGA: Корнилова. Бесплатно. Сегодня. Это не признание. Это медицина.</w:t>
-      </w:r>
-    </w:p>
-    <w:p>
-      <w:pPr>
-        <w:pStyle w:val="BodyText"/>
-      </w:pPr>
-      <w:r>
-        <w:t xml:space="preserve">ALEKSEY: Дима, звоните Корниловой. Потом Галине.</w:t>
-      </w:r>
-    </w:p>
-    <w:p>
-      <w:pPr>
-        <w:pStyle w:val="BodyText"/>
-      </w:pPr>
-      <w:r>
-        <w:t xml:space="preserve">DIMA: Звоню.</w:t>
-      </w:r>
-    </w:p>
-    <w:p>
-      <w:pPr>
-        <w:pStyle w:val="BodyText"/>
-      </w:pPr>
-      <w:r>
-        <w:t xml:space="preserve">IRINA: Третье — партия. Две тысячи двести семь. У нас на складе есть архивные образцы. Отправляем в лабораторию Зуевой. Проверка геля. Если гель в норме — это одно. Если нет — это совсем другой разговор.</w:t>
-      </w:r>
-    </w:p>
-    <w:p>
-      <w:pPr>
-        <w:pStyle w:val="BodyText"/>
-      </w:pPr>
-      <w:r>
-        <w:t xml:space="preserve">ALEKSEY: Сколько это стоит?</w:t>
-      </w:r>
-    </w:p>
-    <w:p>
-      <w:pPr>
-        <w:pStyle w:val="BodyText"/>
-      </w:pPr>
-      <w:r>
-        <w:t xml:space="preserve">IRINA: Сорок тысяч. Неделя. Я уже посчитала. Это дешевле, чем не знать.</w:t>
-      </w:r>
-    </w:p>
-    <w:p>
-      <w:pPr>
-        <w:pStyle w:val="BodyText"/>
-      </w:pPr>
-      <w:r>
-        <w:t xml:space="preserve">OLGA: Четвёртое — эксперт. Нежелательное явление после регистрации мы обязаны сообщить. Сами. Без задержки.</w:t>
-      </w:r>
-    </w:p>
-    <w:p>
-      <w:pPr>
-        <w:pStyle w:val="BodyText"/>
-      </w:pPr>
-      <w:r>
-        <w:t xml:space="preserve">ALEKSEY: Даже если это не гель?</w:t>
-      </w:r>
-    </w:p>
-    <w:p>
-      <w:pPr>
-        <w:pStyle w:val="BodyText"/>
-      </w:pPr>
-      <w:r>
-        <w:t xml:space="preserve">OLGA: Даже если это не гель. Мы не решаем, что это. Мы сообщаем, что случилось. Решает эксперт. Помните: «исправление, найденное заявителем, — это исправление». С сообщениями то же самое.</w:t>
-      </w:r>
-    </w:p>
-    <w:p>
-      <w:pPr>
-        <w:pStyle w:val="BodyText"/>
-      </w:pPr>
-      <w:r>
-        <w:t xml:space="preserve">ALEKSEY: Назарова будет первой, кто узнает.</w:t>
-      </w:r>
-    </w:p>
-    <w:p>
-      <w:pPr>
-        <w:pStyle w:val="BodyText"/>
-      </w:pPr>
-      <w:r>
-        <w:t xml:space="preserve">OLGA: После пациентки. Пациентка — первая. Назарова — вторая. Муж — когда захочет.</w:t>
-      </w:r>
-    </w:p>
-    <w:p>
-      <w:pPr>
-        <w:pStyle w:val="BodyText"/>
-      </w:pPr>
-      <w:r>
-        <w:t xml:space="preserve">DIMA: Корнилова сказала: в два. И доктор Белых тоже. Она хочет слышать, как та работала.</w:t>
-      </w:r>
-    </w:p>
-    <w:p>
-      <w:pPr>
-        <w:pStyle w:val="BodyText"/>
-      </w:pPr>
-      <w:r>
-        <w:t xml:space="preserve">ALEKSEY: А Галина?</w:t>
-      </w:r>
-    </w:p>
-    <w:p>
-      <w:pPr>
-        <w:pStyle w:val="BodyText"/>
-      </w:pPr>
-      <w:r>
-        <w:t xml:space="preserve">DIMA: Галина в ярости. Не на нас. На мужа. Он приходил в клинику, кричал на ресепшене.</w:t>
-      </w:r>
-    </w:p>
-    <w:p>
-      <w:pPr>
-        <w:pStyle w:val="BodyText"/>
-      </w:pPr>
-      <w:r>
-        <w:t xml:space="preserve">IRINA: Пятое. Что мы говорим мужу?</w:t>
-      </w:r>
-    </w:p>
-    <w:p>
-      <w:pPr>
-        <w:pStyle w:val="BodyText"/>
-      </w:pPr>
-      <w:r>
-        <w:t xml:space="preserve">ALEKSEY: Я хочу встретиться сам. Лично.</w:t>
-      </w:r>
-    </w:p>
-    <w:p>
-      <w:pPr>
-        <w:pStyle w:val="BodyText"/>
-      </w:pPr>
-      <w:r>
-        <w:t xml:space="preserve">OLGA: Не сегодня. Сначала факты. Если вы пойдёте без фактов, вы будете либо оправдываться, либо обещать. Оба варианта плохие. Оправдание звучит как вина. Обещание звучит как цена.</w:t>
-      </w:r>
-    </w:p>
-    <w:p>
-      <w:pPr>
-        <w:pStyle w:val="BodyText"/>
-      </w:pPr>
-      <w:r>
-        <w:t xml:space="preserve">ALEKSEY: А если он завтра напишет пост?</w:t>
-      </w:r>
-    </w:p>
-    <w:p>
-      <w:pPr>
-        <w:pStyle w:val="BodyText"/>
-      </w:pPr>
-      <w:r>
-        <w:t xml:space="preserve">IRINA: Напишет. Мы не можем ему запретить. Мы можем только быть готовыми.</w:t>
+        <w:t xml:space="preserve">OLGA: Первое правило: не отрицать и не признавать. Пока нет фактов, мы ничего не знаем.</w:t>
+      </w:r>
+    </w:p>
+    <w:p>
+      <w:pPr>
+        <w:pStyle w:val="BodyText"/>
+      </w:pPr>
+      <w:r>
+        <w:t xml:space="preserve">ALEKSEY: А юрист сказал бы нам то же самое?</w:t>
+      </w:r>
+    </w:p>
+    <w:p>
+      <w:pPr>
+        <w:pStyle w:val="BodyText"/>
+      </w:pPr>
+      <w:r>
+        <w:t xml:space="preserve">IRINA: Зайцев уже сказал. Я позвонила ему, пока Дима читал письмо, и он ответил: «Никаких признаний до экспертизы».</w:t>
+      </w:r>
+    </w:p>
+    <w:p>
+      <w:pPr>
+        <w:pStyle w:val="BodyText"/>
+      </w:pPr>
+      <w:r>
+        <w:t xml:space="preserve">ALEKSEY: Хорошо. А какое второе правило?</w:t>
+      </w:r>
+    </w:p>
+    <w:p>
+      <w:pPr>
+        <w:pStyle w:val="BodyText"/>
+      </w:pPr>
+      <w:r>
+        <w:t xml:space="preserve">OLGA: Второе — пациентка, а не муж и не клиника. Сегодня её должен посмотреть врач, но не тот, кто колол.</w:t>
+      </w:r>
+    </w:p>
+    <w:p>
+      <w:pPr>
+        <w:pStyle w:val="BodyText"/>
+      </w:pPr>
+      <w:r>
+        <w:t xml:space="preserve">DIMA: Значит, Корнилова? Больше просто некому.</w:t>
+      </w:r>
+    </w:p>
+    <w:p>
+      <w:pPr>
+        <w:pStyle w:val="BodyText"/>
+      </w:pPr>
+      <w:r>
+        <w:t xml:space="preserve">OLGA: Корнилова, бесплатно и сегодня. Это не признание, это медицина.</w:t>
+      </w:r>
+    </w:p>
+    <w:p>
+      <w:pPr>
+        <w:pStyle w:val="BodyText"/>
+      </w:pPr>
+      <w:r>
+        <w:t xml:space="preserve">ALEKSEY: Дима, звоните Корниловой, а потом сразу Галине.</w:t>
+      </w:r>
+    </w:p>
+    <w:p>
+      <w:pPr>
+        <w:pStyle w:val="BodyText"/>
+      </w:pPr>
+      <w:r>
+        <w:t xml:space="preserve">DIMA: Уже звоню, Алексей Николаевич.</w:t>
+      </w:r>
+    </w:p>
+    <w:p>
+      <w:pPr>
+        <w:pStyle w:val="BodyText"/>
+      </w:pPr>
+      <w:r>
+        <w:t xml:space="preserve">IRINA: Третье — партия две тысячи двести семь. У нас на складе есть архивные образцы. Отправляем их в лабораторию Зуевой на проверку геля. Если гель в норме, это одно. Если нет, это совсем другой разговор.</w:t>
+      </w:r>
+    </w:p>
+    <w:p>
+      <w:pPr>
+        <w:pStyle w:val="BodyText"/>
+      </w:pPr>
+      <w:r>
+        <w:t xml:space="preserve">ALEKSEY: И сколько будет стоить такая проверка?</w:t>
+      </w:r>
+    </w:p>
+    <w:p>
+      <w:pPr>
+        <w:pStyle w:val="BodyText"/>
+      </w:pPr>
+      <w:r>
+        <w:t xml:space="preserve">IRINA: Сорок тысяч и неделя, я уже посчитала. Это дешевле, чем не знать.</w:t>
+      </w:r>
+    </w:p>
+    <w:p>
+      <w:pPr>
+        <w:pStyle w:val="BodyText"/>
+      </w:pPr>
+      <w:r>
+        <w:t xml:space="preserve">OLGA: Четвёртое — эксперт. Нежелательное явление после регистрации — о нём мы обязаны сообщить сами и без задержки.</w:t>
+      </w:r>
+    </w:p>
+    <w:p>
+      <w:pPr>
+        <w:pStyle w:val="BodyText"/>
+      </w:pPr>
+      <w:r>
+        <w:t xml:space="preserve">ALEKSEY: Даже если причина не в геле?</w:t>
+      </w:r>
+    </w:p>
+    <w:p>
+      <w:pPr>
+        <w:pStyle w:val="BodyText"/>
+      </w:pPr>
+      <w:r>
+        <w:t xml:space="preserve">OLGA: Даже если это не гель. Мы не решаем, что это, мы сообщаем, что случилось, а решает эксперт. Помните: «исправление, найденное заявителем, — это исправление». С сообщениями то же самое, и так мы работаем с первого дня.</w:t>
+      </w:r>
+    </w:p>
+    <w:p>
+      <w:pPr>
+        <w:pStyle w:val="BodyText"/>
+      </w:pPr>
+      <w:r>
+        <w:t xml:space="preserve">ALEKSEY: Значит, Назарова узнает об этом первой.</w:t>
+      </w:r>
+    </w:p>
+    <w:p>
+      <w:pPr>
+        <w:pStyle w:val="BodyText"/>
+      </w:pPr>
+      <w:r>
+        <w:t xml:space="preserve">OLGA: После пациентки. Пациентка первая, Назарова вторая, а муж — когда захочет.</w:t>
+      </w:r>
+    </w:p>
+    <w:p>
+      <w:pPr>
+        <w:pStyle w:val="BodyText"/>
+      </w:pPr>
+      <w:r>
+        <w:t xml:space="preserve">DIMA: Корнилова сказала, что ждёт в два. И доктора Белых тоже, потому что хочет услышать, как та работала.</w:t>
+      </w:r>
+    </w:p>
+    <w:p>
+      <w:pPr>
+        <w:pStyle w:val="BodyText"/>
+      </w:pPr>
+      <w:r>
+        <w:t xml:space="preserve">ALEKSEY: А что сказала Галина?</w:t>
+      </w:r>
+    </w:p>
+    <w:p>
+      <w:pPr>
+        <w:pStyle w:val="BodyText"/>
+      </w:pPr>
+      <w:r>
+        <w:t xml:space="preserve">DIMA: Галина в ярости, но не на нас, а на мужа. Он приходил в клинику и кричал на ресепшене.</w:t>
+      </w:r>
+    </w:p>
+    <w:p>
+      <w:pPr>
+        <w:pStyle w:val="BodyText"/>
+      </w:pPr>
+      <w:r>
+        <w:t xml:space="preserve">IRINA: Пятое: что мы говорим мужу?</w:t>
+      </w:r>
+    </w:p>
+    <w:p>
+      <w:pPr>
+        <w:pStyle w:val="BodyText"/>
+      </w:pPr>
+      <w:r>
+        <w:t xml:space="preserve">ALEKSEY: Я хочу встретиться с ним сам, лично.</w:t>
+      </w:r>
+    </w:p>
+    <w:p>
+      <w:pPr>
+        <w:pStyle w:val="BodyText"/>
+      </w:pPr>
+      <w:r>
+        <w:t xml:space="preserve">OLGA: Не сегодня. Сначала факты. Если вы пойдёте без фактов, вы будете либо оправдываться, либо обещать. Оба варианта плохие. Оправдание звучит как вина. Обещание звучит как цена. А нам сейчас не нужно ни то, ни другое.</w:t>
+      </w:r>
+    </w:p>
+    <w:p>
+      <w:pPr>
+        <w:pStyle w:val="BodyText"/>
+      </w:pPr>
+      <w:r>
+        <w:t xml:space="preserve">ALEKSEY: А если он уже завтра напишет свой пост?</w:t>
+      </w:r>
+    </w:p>
+    <w:p>
+      <w:pPr>
+        <w:pStyle w:val="BodyText"/>
+      </w:pPr>
+      <w:r>
+        <w:t xml:space="preserve">IRINA: Напишет, и мы не можем ему это запретить. Мы можем только быть готовыми.</w:t>
       </w:r>
     </w:p>
     <w:p>
@@ -1162,71 +1162,71 @@
         <w:pStyle w:val="BodyText"/>
       </w:pPr>
       <w:r>
-        <w:t xml:space="preserve">OLGA: Тогда это не претензия. Это сумка. Как у Стаса. Ответ знаете.</w:t>
-      </w:r>
-    </w:p>
-    <w:p>
-      <w:pPr>
-        <w:pStyle w:val="BodyText"/>
-      </w:pPr>
-      <w:r>
-        <w:t xml:space="preserve">ALEKSEY: Знаю. Но пациентке плохо. Это не Стас.</w:t>
-      </w:r>
-    </w:p>
-    <w:p>
-      <w:pPr>
-        <w:pStyle w:val="BodyText"/>
-      </w:pPr>
-      <w:r>
-        <w:t xml:space="preserve">OLGA: Пациентке — помощь. Лечение, контроль, Корнилова. Мужу за молчание — ничего. Это разные адреса, Алексей Николаевич.</w:t>
-      </w:r>
-    </w:p>
-    <w:p>
-      <w:pPr>
-        <w:pStyle w:val="BodyText"/>
-      </w:pPr>
-      <w:r>
-        <w:t xml:space="preserve">ALEKSEY: Разные адреса. Помню.</w:t>
-      </w:r>
-    </w:p>
-    <w:p>
-      <w:pPr>
-        <w:pStyle w:val="BodyText"/>
-      </w:pPr>
-      <w:r>
-        <w:t xml:space="preserve">IRINA: Шестое. Сорок пациенток с той же партией. Мы их не знаем. Их знают клиники.</w:t>
-      </w:r>
-    </w:p>
-    <w:p>
-      <w:pPr>
-        <w:pStyle w:val="BodyText"/>
-      </w:pPr>
-      <w:r>
-        <w:t xml:space="preserve">DIMA: Я позвоню во все шесть клиник Галины. Пусть проверят, всё ли спокойно.</w:t>
-      </w:r>
-    </w:p>
-    <w:p>
-      <w:pPr>
-        <w:pStyle w:val="BodyText"/>
-      </w:pPr>
-      <w:r>
-        <w:t xml:space="preserve">IRINA: Без паники в голосе. Просто вопрос.</w:t>
-      </w:r>
-    </w:p>
-    <w:p>
-      <w:pPr>
-        <w:pStyle w:val="BodyText"/>
-      </w:pPr>
-      <w:r>
-        <w:t xml:space="preserve">DIMA: Как с ветеринарами. «Как коровы? Ничего необычного?» Только про пациенток.</w:t>
-      </w:r>
-    </w:p>
-    <w:p>
-      <w:pPr>
-        <w:pStyle w:val="BodyText"/>
-      </w:pPr>
-      <w:r>
-        <w:t xml:space="preserve">OLGA: Только не говорите им «коровы». Едем в два.</w:t>
+        <w:t xml:space="preserve">OLGA: Тогда это уже не претензия, а сумка, как у Стаса. И ответ вы знаете.</w:t>
+      </w:r>
+    </w:p>
+    <w:p>
+      <w:pPr>
+        <w:pStyle w:val="BodyText"/>
+      </w:pPr>
+      <w:r>
+        <w:t xml:space="preserve">ALEKSEY: Знаю. Но пациентке ведь на самом деле плохо, и это не Стас.</w:t>
+      </w:r>
+    </w:p>
+    <w:p>
+      <w:pPr>
+        <w:pStyle w:val="BodyText"/>
+      </w:pPr>
+      <w:r>
+        <w:t xml:space="preserve">OLGA: Пациентке — помощь: лечение, контроль, Корнилова. Мужу за молчание — ничего. Это разные адреса, Алексей Николаевич.</w:t>
+      </w:r>
+    </w:p>
+    <w:p>
+      <w:pPr>
+        <w:pStyle w:val="BodyText"/>
+      </w:pPr>
+      <w:r>
+        <w:t xml:space="preserve">ALEKSEY: Разные адреса, я помню. Вы говорили это ещё в первый год.</w:t>
+      </w:r>
+    </w:p>
+    <w:p>
+      <w:pPr>
+        <w:pStyle w:val="BodyText"/>
+      </w:pPr>
+      <w:r>
+        <w:t xml:space="preserve">IRINA: Шестое: сорок пациенток с той же партией. Мы их не знаем, их знают клиники.</w:t>
+      </w:r>
+    </w:p>
+    <w:p>
+      <w:pPr>
+        <w:pStyle w:val="BodyText"/>
+      </w:pPr>
+      <w:r>
+        <w:t xml:space="preserve">DIMA: Я позвоню во все шесть клиник Галины, пусть проверят, всё ли спокойно.</w:t>
+      </w:r>
+    </w:p>
+    <w:p>
+      <w:pPr>
+        <w:pStyle w:val="BodyText"/>
+      </w:pPr>
+      <w:r>
+        <w:t xml:space="preserve">IRINA: Только без паники в голосе, просто вопрос.</w:t>
+      </w:r>
+    </w:p>
+    <w:p>
+      <w:pPr>
+        <w:pStyle w:val="BodyText"/>
+      </w:pPr>
+      <w:r>
+        <w:t xml:space="preserve">DIMA: Как с ветеринарами: «Как коровы? Ничего необычного?» Только теперь про пациенток.</w:t>
+      </w:r>
+    </w:p>
+    <w:p>
+      <w:pPr>
+        <w:pStyle w:val="BodyText"/>
+      </w:pPr>
+      <w:r>
+        <w:t xml:space="preserve">OLGA: Только не говорите им «коровы», пожалуйста. Едем в два.</w:t>
       </w:r>
     </w:p>
     <w:bookmarkEnd w:id="22"/>
@@ -1244,239 +1244,239 @@
         <w:pStyle w:val="FirstParagraph"/>
       </w:pPr>
       <w:r>
-        <w:t xml:space="preserve">KORNILOVA: Вероника, садитесь. Я Корнилова. Это не суд. Это осмотр. Расскажите сами, по порядку.</w:t>
-      </w:r>
-    </w:p>
-    <w:p>
-      <w:pPr>
-        <w:pStyle w:val="BodyText"/>
-      </w:pPr>
-      <w:r>
-        <w:t xml:space="preserve">VERONIKA: Укол — двадцатого мая. Через два дня — отёк. Я думала, пройдёт. Не проходит. Три недели.</w:t>
-      </w:r>
-    </w:p>
-    <w:p>
-      <w:pPr>
-        <w:pStyle w:val="BodyText"/>
-      </w:pPr>
-      <w:r>
-        <w:t xml:space="preserve">KORNILOVA: Вижу. Справа больше. Тёплое? Болит?</w:t>
-      </w:r>
-    </w:p>
-    <w:p>
-      <w:pPr>
-        <w:pStyle w:val="BodyText"/>
-      </w:pPr>
-      <w:r>
-        <w:t xml:space="preserve">VERONIKA: Тёплое. Не болит. Но я не могу выйти на улицу. Я учитель. Двадцать восемь детей.</w:t>
-      </w:r>
-    </w:p>
-    <w:p>
-      <w:pPr>
-        <w:pStyle w:val="BodyText"/>
-      </w:pPr>
-      <w:r>
-        <w:t xml:space="preserve">ANNA: Елена Викторовна, я делала всё по протоколу. Ультразвук — ноль девять. Игла тридцать. Аспирация. Медленно.</w:t>
-      </w:r>
-    </w:p>
-    <w:p>
-      <w:pPr>
-        <w:pStyle w:val="BodyText"/>
-      </w:pPr>
-      <w:r>
-        <w:t xml:space="preserve">KORNILOVA: Я верю, Анна Сергеевна. Я видела ваш экзамен. Сейчас я спрашиваю не про руки. Вероника, какие у вас болезни? Хронические. Любые. Даже те, о которых вы не думаете как о болезнях.</w:t>
-      </w:r>
-    </w:p>
-    <w:p>
-      <w:pPr>
-        <w:pStyle w:val="BodyText"/>
-      </w:pPr>
-      <w:r>
-        <w:t xml:space="preserve">VERONIKA: Никаких. Ну, щитовидка. Хашимото. Но это не болезнь. Я пью таблетку. Десять лет.</w:t>
-      </w:r>
-    </w:p>
-    <w:p>
-      <w:pPr>
-        <w:pStyle w:val="BodyText"/>
-      </w:pPr>
-      <w:r>
-        <w:t xml:space="preserve">KORNILOVA: Хашимото. Когда последний раз сдавали анализы?</w:t>
-      </w:r>
-    </w:p>
-    <w:p>
-      <w:pPr>
-        <w:pStyle w:val="BodyText"/>
-      </w:pPr>
-      <w:r>
-        <w:t xml:space="preserve">VERONIKA: В апреле. Врач сказала, что антитела выросли. Обострение. Поменяла дозу.</w:t>
-      </w:r>
-    </w:p>
-    <w:p>
-      <w:pPr>
-        <w:pStyle w:val="BodyText"/>
-      </w:pPr>
-      <w:r>
-        <w:t xml:space="preserve">ANNA: В анкете вы написали «нет». Аутоиммунные заболевания — «нет».</w:t>
-      </w:r>
-    </w:p>
-    <w:p>
-      <w:pPr>
-        <w:pStyle w:val="BodyText"/>
-      </w:pPr>
-      <w:r>
-        <w:t xml:space="preserve">VERONIKA: Я не знала, что Хашимото — это аутоиммунное. Я думала, это щитовидка. Просто щитовидка.</w:t>
-      </w:r>
-    </w:p>
-    <w:p>
-      <w:pPr>
-        <w:pStyle w:val="BodyText"/>
-      </w:pPr>
-      <w:r>
-        <w:t xml:space="preserve">KORNILOVA: Вот. Вот она, наша ошибка.</w:t>
-      </w:r>
-    </w:p>
-    <w:p>
-      <w:pPr>
-        <w:pStyle w:val="BodyText"/>
-      </w:pPr>
-      <w:r>
-        <w:t xml:space="preserve">ANNA: Моя ошибка. Я не спросила словами. Я дала анкету.</w:t>
-      </w:r>
-    </w:p>
-    <w:p>
-      <w:pPr>
-        <w:pStyle w:val="BodyText"/>
-      </w:pPr>
-      <w:r>
-        <w:t xml:space="preserve">KORNILOVA: Не только ваша. Аутоиммунное заболевание в активной фазе — это противопоказание номер девять. А пациентка не знает этого слова. Ошибка — не в геле и не в руках. Ошибка — в вопросе.</w:t>
-      </w:r>
-    </w:p>
-    <w:p>
-      <w:pPr>
-        <w:pStyle w:val="BodyText"/>
-      </w:pPr>
-      <w:r>
-        <w:t xml:space="preserve">DIMA: Номер девять. То самое противопоказание. Которое потерялось на седьмой странице.</w:t>
-      </w:r>
-    </w:p>
-    <w:p>
-      <w:pPr>
-        <w:pStyle w:val="BodyText"/>
-      </w:pPr>
-      <w:r>
-        <w:t xml:space="preserve">KORNILOVA: То самое. Оно вернулось в инструкцию. Но в голову пациентки оно не вернулось.</w:t>
-      </w:r>
-    </w:p>
-    <w:p>
-      <w:pPr>
-        <w:pStyle w:val="BodyText"/>
-      </w:pPr>
-      <w:r>
-        <w:t xml:space="preserve">VERONIKA: Значит, я виновата? Я неправильно заполнила?</w:t>
-      </w:r>
-    </w:p>
-    <w:p>
-      <w:pPr>
-        <w:pStyle w:val="BodyText"/>
-      </w:pPr>
-      <w:r>
-        <w:t xml:space="preserve">KORNILOVA: Нет. Вы честно ответили на вопрос, который вам задали неправильно. Это не вина. Это наша работа — спрашивать так, чтобы человек понял. Слово «аутоиммунный» знают врачи. Пациентки знают «щитовидку».</w:t>
-      </w:r>
-    </w:p>
-    <w:p>
-      <w:pPr>
-        <w:pStyle w:val="BodyText"/>
-      </w:pPr>
-      <w:r>
-        <w:t xml:space="preserve">VERONIKA: А это пройдёт?</w:t>
-      </w:r>
-    </w:p>
-    <w:p>
-      <w:pPr>
-        <w:pStyle w:val="BodyText"/>
-      </w:pPr>
-      <w:r>
-        <w:t xml:space="preserve">KORNILOVA: Пройдёт. Гиалуронидаза — немного, справа. И эндокринолог — на этой неделе. Через две недели — контроль у меня.</w:t>
-      </w:r>
-    </w:p>
-    <w:p>
-      <w:pPr>
-        <w:pStyle w:val="BodyText"/>
-      </w:pPr>
-      <w:r>
-        <w:t xml:space="preserve">VERONIKA: Сколько это стоит?</w:t>
-      </w:r>
-    </w:p>
-    <w:p>
-      <w:pPr>
-        <w:pStyle w:val="BodyText"/>
-      </w:pPr>
-      <w:r>
-        <w:t xml:space="preserve">KORNILOVA: Ничего. Это не обсуждается.</w:t>
-      </w:r>
-    </w:p>
-    <w:p>
-      <w:pPr>
-        <w:pStyle w:val="BodyText"/>
-      </w:pPr>
-      <w:r>
-        <w:t xml:space="preserve">DIMA: Вероника, можно вопрос? Ваш муж написал письмо. Вы знаете, что там?</w:t>
-      </w:r>
-    </w:p>
-    <w:p>
-      <w:pPr>
-        <w:pStyle w:val="BodyText"/>
-      </w:pPr>
-      <w:r>
-        <w:t xml:space="preserve">VERONIKA: Знаю. Пятьсот тысяч. Это он. Он испугался. Он всегда, когда пугается, требует деньги.</w:t>
-      </w:r>
-    </w:p>
-    <w:p>
-      <w:pPr>
-        <w:pStyle w:val="BodyText"/>
-      </w:pPr>
-      <w:r>
-        <w:t xml:space="preserve">KORNILOVA: Анна Сергеевна, запишите всё. С минутами. Дима — в отчёт эксперту. Слово в слово.</w:t>
-      </w:r>
-    </w:p>
-    <w:p>
-      <w:pPr>
-        <w:pStyle w:val="BodyText"/>
-      </w:pPr>
-      <w:r>
-        <w:t xml:space="preserve">ANNA: Елена Викторовна, мне снимать сертификат?</w:t>
-      </w:r>
-    </w:p>
-    <w:p>
-      <w:pPr>
-        <w:pStyle w:val="BodyText"/>
-      </w:pPr>
-      <w:r>
-        <w:t xml:space="preserve">KORNILOVA: Нет. Вы работали правильно руками. Но модуль два — ещё раз. С новым вопросом.</w:t>
-      </w:r>
-    </w:p>
-    <w:p>
-      <w:pPr>
-        <w:pStyle w:val="BodyText"/>
-      </w:pPr>
-      <w:r>
-        <w:t xml:space="preserve">ANNA: Каким новым вопросом?</w:t>
-      </w:r>
-    </w:p>
-    <w:p>
-      <w:pPr>
-        <w:pStyle w:val="BodyText"/>
-      </w:pPr>
-      <w:r>
-        <w:t xml:space="preserve">KORNILOVA: Не «есть ли аутоиммунные заболевания». А по названиям. Щитовидка — Хашимото. Ревматоидный артрит. Волчанка. Псориаз. И — «меняли ли дозу таблеток за последние три месяца». Пациентки знают свои таблетки лучше, чем свои диагнозы.</w:t>
-      </w:r>
-    </w:p>
-    <w:p>
-      <w:pPr>
-        <w:pStyle w:val="BodyText"/>
-      </w:pPr>
-      <w:r>
-        <w:t xml:space="preserve">VERONIKA: Это правда. Таблетку я помню. Слово «аутоиммунный» — нет.</w:t>
+        <w:t xml:space="preserve">KORNILOVA: Вероника, садитесь. Я Корнилова. Это не суд, а осмотр. Расскажите, пожалуйста, сами и по порядку.</w:t>
+      </w:r>
+    </w:p>
+    <w:p>
+      <w:pPr>
+        <w:pStyle w:val="BodyText"/>
+      </w:pPr>
+      <w:r>
+        <w:t xml:space="preserve">VERONIKA: Укол сделали двадцатого мая, через два дня появился отёк. Я думала, пройдёт, но он не проходит уже три недели.</w:t>
+      </w:r>
+    </w:p>
+    <w:p>
+      <w:pPr>
+        <w:pStyle w:val="BodyText"/>
+      </w:pPr>
+      <w:r>
+        <w:t xml:space="preserve">KORNILOVA: Вижу, справа больше. Здесь тепло? Болит, когда я нажимаю?</w:t>
+      </w:r>
+    </w:p>
+    <w:p>
+      <w:pPr>
+        <w:pStyle w:val="BodyText"/>
+      </w:pPr>
+      <w:r>
+        <w:t xml:space="preserve">VERONIKA: Тепло, но не болит. Только я не могу выйти на улицу, а я учитель, и у меня двадцать восемь детей.</w:t>
+      </w:r>
+    </w:p>
+    <w:p>
+      <w:pPr>
+        <w:pStyle w:val="BodyText"/>
+      </w:pPr>
+      <w:r>
+        <w:t xml:space="preserve">ANNA: Елена Викторовна, я делала всё по протоколу: ультразвук ноль девять, игла тридцать, аспирация, медленно.</w:t>
+      </w:r>
+    </w:p>
+    <w:p>
+      <w:pPr>
+        <w:pStyle w:val="BodyText"/>
+      </w:pPr>
+      <w:r>
+        <w:t xml:space="preserve">KORNILOVA: Я верю, Анна Сергеевна. Я видела ваш экзамен. Сейчас я спрашиваю не про руки. Вероника, какие у вас болезни? Хронические, любые. Даже те, о которых вы не думаете как о болезнях.</w:t>
+      </w:r>
+    </w:p>
+    <w:p>
+      <w:pPr>
+        <w:pStyle w:val="BodyText"/>
+      </w:pPr>
+      <w:r>
+        <w:t xml:space="preserve">VERONIKA: Никаких. Ну, щитовидка, Хашимото, но это же не болезнь. Я просто пью таблетку, уже десять лет.</w:t>
+      </w:r>
+    </w:p>
+    <w:p>
+      <w:pPr>
+        <w:pStyle w:val="BodyText"/>
+      </w:pPr>
+      <w:r>
+        <w:t xml:space="preserve">KORNILOVA: Хашимото. А когда вы последний раз сдавали анализы?</w:t>
+      </w:r>
+    </w:p>
+    <w:p>
+      <w:pPr>
+        <w:pStyle w:val="BodyText"/>
+      </w:pPr>
+      <w:r>
+        <w:t xml:space="preserve">VERONIKA: В апреле. Врач сказала, что антитела выросли, что это обострение, и поменяла мне дозу.</w:t>
+      </w:r>
+    </w:p>
+    <w:p>
+      <w:pPr>
+        <w:pStyle w:val="BodyText"/>
+      </w:pPr>
+      <w:r>
+        <w:t xml:space="preserve">ANNA: Но в анкете вы написали «нет». Аутоиммунные заболевания — «нет».</w:t>
+      </w:r>
+    </w:p>
+    <w:p>
+      <w:pPr>
+        <w:pStyle w:val="BodyText"/>
+      </w:pPr>
+      <w:r>
+        <w:t xml:space="preserve">VERONIKA: Я не знала, что Хашимото — это аутоиммунное. Я думала, что это щитовидка, просто щитовидка.</w:t>
+      </w:r>
+    </w:p>
+    <w:p>
+      <w:pPr>
+        <w:pStyle w:val="BodyText"/>
+      </w:pPr>
+      <w:r>
+        <w:t xml:space="preserve">KORNILOVA: Вот. Вот она, наша ошибка, и она лежит не там, где все будут её искать.</w:t>
+      </w:r>
+    </w:p>
+    <w:p>
+      <w:pPr>
+        <w:pStyle w:val="BodyText"/>
+      </w:pPr>
+      <w:r>
+        <w:t xml:space="preserve">ANNA: Это моя ошибка. Я не спросила словами, а просто дала анкету.</w:t>
+      </w:r>
+    </w:p>
+    <w:p>
+      <w:pPr>
+        <w:pStyle w:val="BodyText"/>
+      </w:pPr>
+      <w:r>
+        <w:t xml:space="preserve">KORNILOVA: Не только ваша. Аутоиммунное заболевание в активной фазе — это противопоказание номер девять. А пациентка не знает этого слова, и никто ей его не объяснил. Ошибка не в геле и не в руках. Ошибка — в вопросе.</w:t>
+      </w:r>
+    </w:p>
+    <w:p>
+      <w:pPr>
+        <w:pStyle w:val="BodyText"/>
+      </w:pPr>
+      <w:r>
+        <w:t xml:space="preserve">DIMA: Номер девять — то самое противопоказание, которое когда-то потерялось на седьмой странице.</w:t>
+      </w:r>
+    </w:p>
+    <w:p>
+      <w:pPr>
+        <w:pStyle w:val="BodyText"/>
+      </w:pPr>
+      <w:r>
+        <w:t xml:space="preserve">KORNILOVA: То самое. Оно вернулось в инструкцию, но в голову пациентки оно так и не вернулось.</w:t>
+      </w:r>
+    </w:p>
+    <w:p>
+      <w:pPr>
+        <w:pStyle w:val="BodyText"/>
+      </w:pPr>
+      <w:r>
+        <w:t xml:space="preserve">VERONIKA: Значит, это я виновата? Я неправильно заполнила анкету?</w:t>
+      </w:r>
+    </w:p>
+    <w:p>
+      <w:pPr>
+        <w:pStyle w:val="BodyText"/>
+      </w:pPr>
+      <w:r>
+        <w:t xml:space="preserve">KORNILOVA: Нет. Вы честно ответили на вопрос, который вам задали неправильно. Это не вина. Это наша работа — спрашивать так, чтобы человек понял. Слово «аутоиммунный» знают врачи, а пациентки знают «щитовидку». И исправлять это будем мы, а не вы.</w:t>
+      </w:r>
+    </w:p>
+    <w:p>
+      <w:pPr>
+        <w:pStyle w:val="BodyText"/>
+      </w:pPr>
+      <w:r>
+        <w:t xml:space="preserve">VERONIKA: А это всё пройдёт? Я смогу вернуться к детям?</w:t>
+      </w:r>
+    </w:p>
+    <w:p>
+      <w:pPr>
+        <w:pStyle w:val="BodyText"/>
+      </w:pPr>
+      <w:r>
+        <w:t xml:space="preserve">KORNILOVA: Пройдёт. Сделаем немного гиалуронидазы справа, а на этой неделе вам нужно к эндокринологу. Через две недели контроль у меня.</w:t>
+      </w:r>
+    </w:p>
+    <w:p>
+      <w:pPr>
+        <w:pStyle w:val="BodyText"/>
+      </w:pPr>
+      <w:r>
+        <w:t xml:space="preserve">VERONIKA: А сколько всё это будет стоить?</w:t>
+      </w:r>
+    </w:p>
+    <w:p>
+      <w:pPr>
+        <w:pStyle w:val="BodyText"/>
+      </w:pPr>
+      <w:r>
+        <w:t xml:space="preserve">KORNILOVA: Ничего, и это даже не обсуждается.</w:t>
+      </w:r>
+    </w:p>
+    <w:p>
+      <w:pPr>
+        <w:pStyle w:val="BodyText"/>
+      </w:pPr>
+      <w:r>
+        <w:t xml:space="preserve">DIMA: Вероника, можно вопрос? Ваш муж написал нам письмо. Вы знаете, что там написано?</w:t>
+      </w:r>
+    </w:p>
+    <w:p>
+      <w:pPr>
+        <w:pStyle w:val="BodyText"/>
+      </w:pPr>
+      <w:r>
+        <w:t xml:space="preserve">VERONIKA: Знаю, пятьсот тысяч. Это он, потому что он испугался. Когда он пугается, он всегда требует деньги.</w:t>
+      </w:r>
+    </w:p>
+    <w:p>
+      <w:pPr>
+        <w:pStyle w:val="BodyText"/>
+      </w:pPr>
+      <w:r>
+        <w:t xml:space="preserve">KORNILOVA: Анна Сергеевна, запишите всё, с минутами. А вы, Дима, передайте это в отчёт эксперту, слово в слово.</w:t>
+      </w:r>
+    </w:p>
+    <w:p>
+      <w:pPr>
+        <w:pStyle w:val="BodyText"/>
+      </w:pPr>
+      <w:r>
+        <w:t xml:space="preserve">ANNA: Елена Викторовна, мне теперь снимать сертификат?</w:t>
+      </w:r>
+    </w:p>
+    <w:p>
+      <w:pPr>
+        <w:pStyle w:val="BodyText"/>
+      </w:pPr>
+      <w:r>
+        <w:t xml:space="preserve">KORNILOVA: Нет. Руками вы работали правильно, но модуль два вы пройдёте ещё раз, с новым вопросом.</w:t>
+      </w:r>
+    </w:p>
+    <w:p>
+      <w:pPr>
+        <w:pStyle w:val="BodyText"/>
+      </w:pPr>
+      <w:r>
+        <w:t xml:space="preserve">ANNA: А какой это будет новый вопрос?</w:t>
+      </w:r>
+    </w:p>
+    <w:p>
+      <w:pPr>
+        <w:pStyle w:val="BodyText"/>
+      </w:pPr>
+      <w:r>
+        <w:t xml:space="preserve">KORNILOVA: Не «есть ли аутоиммунные заболевания», а по названиям: щитовидка — Хашимото, ревматоидный артрит, волчанка, псориаз. И ещё: «меняли ли дозу таблеток за последние три месяца». Пациентки знают свои таблетки лучше, чем свои диагнозы.</w:t>
+      </w:r>
+    </w:p>
+    <w:p>
+      <w:pPr>
+        <w:pStyle w:val="BodyText"/>
+      </w:pPr>
+      <w:r>
+        <w:t xml:space="preserve">VERONIKA: Это правда. Таблетку я помню, а слово «аутоиммунный» нет.</w:t>
       </w:r>
     </w:p>
     <w:bookmarkEnd w:id="23"/>
@@ -1494,151 +1494,151 @@
         <w:pStyle w:val="FirstParagraph"/>
       </w:pPr>
       <w:r>
-        <w:t xml:space="preserve">ROMAN: Вы директор? Пятьсот тысяч. Или сегодня вечером пост. И жалоба. Я уже написал её. Вот.</w:t>
-      </w:r>
-    </w:p>
-    <w:p>
-      <w:pPr>
-        <w:pStyle w:val="BodyText"/>
-      </w:pPr>
-      <w:r>
-        <w:t xml:space="preserve">ALEKSEY: Роман, я Воронцов. Директор. Можно я сначала скажу, что мы сделали? Потом — ваше право.</w:t>
-      </w:r>
-    </w:p>
-    <w:p>
-      <w:pPr>
-        <w:pStyle w:val="BodyText"/>
-      </w:pPr>
-      <w:r>
-        <w:t xml:space="preserve">ROMAN: Говорите. У вас пять минут.</w:t>
-      </w:r>
-    </w:p>
-    <w:p>
-      <w:pPr>
-        <w:pStyle w:val="BodyText"/>
-      </w:pPr>
-      <w:r>
-        <w:t xml:space="preserve">ALEKSEY: Вчера Веронику осмотрела Корнилова. Бесплатно. Лечение назначено. Через две недели — контроль. Партию геля мы отправили на проверку. Сорок других пациенток с той же партией — без жалоб. И вчера вечером мы сами сообщили эксперту.</w:t>
-      </w:r>
-    </w:p>
-    <w:p>
-      <w:pPr>
-        <w:pStyle w:val="BodyText"/>
-      </w:pPr>
-      <w:r>
-        <w:t xml:space="preserve">ROMAN: Эксперту? Сами? Зачем?</w:t>
-      </w:r>
-    </w:p>
-    <w:p>
-      <w:pPr>
-        <w:pStyle w:val="BodyText"/>
-      </w:pPr>
-      <w:r>
-        <w:t xml:space="preserve">ALEKSEY: Потому что так положено. Мы не хотим, чтобы эксперт узнал из вашей жалобы.</w:t>
-      </w:r>
-    </w:p>
-    <w:p>
-      <w:pPr>
-        <w:pStyle w:val="BodyText"/>
-      </w:pPr>
-      <w:r>
-        <w:t xml:space="preserve">ROMAN: То есть вы признаёте, что ваш гель виноват?</w:t>
-      </w:r>
-    </w:p>
-    <w:p>
-      <w:pPr>
-        <w:pStyle w:val="BodyText"/>
-      </w:pPr>
-      <w:r>
-        <w:t xml:space="preserve">ALEKSEY: Нет. Мы сообщаем, что случилось. Что виновато — решают факты. Пока факты такие: противопоказание номер девять, которое никто не распознал. Ни врач, ни Вероника, ни наша анкета. Анкета — это наша ответственность.</w:t>
-      </w:r>
-    </w:p>
-    <w:p>
-      <w:pPr>
-        <w:pStyle w:val="BodyText"/>
-      </w:pPr>
-      <w:r>
-        <w:t xml:space="preserve">ROMAN: Какое противопоказание?</w:t>
-      </w:r>
-    </w:p>
-    <w:p>
-      <w:pPr>
-        <w:pStyle w:val="BodyText"/>
-      </w:pPr>
-      <w:r>
-        <w:t xml:space="preserve">GALINA: Роман, сядьте. Хашимото. В обострении. Вероника сама вам расскажет. Она здесь.</w:t>
-      </w:r>
-    </w:p>
-    <w:p>
-      <w:pPr>
-        <w:pStyle w:val="BodyText"/>
-      </w:pPr>
-      <w:r>
-        <w:t xml:space="preserve">VERONIKA: Рома. Я не знала, что это считается. Никто не виноват так, как ты думаешь.</w:t>
-      </w:r>
-    </w:p>
-    <w:p>
-      <w:pPr>
-        <w:pStyle w:val="BodyText"/>
-      </w:pPr>
-      <w:r>
-        <w:t xml:space="preserve">ROMAN: Вероника, тебе три недели плохо. Кто-то должен заплатить.</w:t>
-      </w:r>
-    </w:p>
-    <w:p>
-      <w:pPr>
-        <w:pStyle w:val="BodyText"/>
-      </w:pPr>
-      <w:r>
-        <w:t xml:space="preserve">VERONIKA: Мне не нужны деньги. Мне нужно, чтобы так не было с другими.</w:t>
-      </w:r>
-    </w:p>
-    <w:p>
-      <w:pPr>
-        <w:pStyle w:val="BodyText"/>
-      </w:pPr>
-      <w:r>
-        <w:t xml:space="preserve">ALEKSEY: Уже поменяли. Вот новая анкета. Болезни по названиям. Хашимото — первой строкой. Мы назвали её «вопрос Вероники». Внутри компании. Через неделю она будет во всех клиниках, где колют наш гель. Это ваш вклад, Вероника.</w:t>
-      </w:r>
-    </w:p>
-    <w:p>
-      <w:pPr>
-        <w:pStyle w:val="BodyText"/>
-      </w:pPr>
-      <w:r>
-        <w:t xml:space="preserve">VERONIKA: «Вопрос Вероники». Я всю жизнь ставлю вопросы для детей. Теперь мой вопрос — для врачей.</w:t>
-      </w:r>
-    </w:p>
-    <w:p>
-      <w:pPr>
-        <w:pStyle w:val="BodyText"/>
-      </w:pPr>
-      <w:r>
-        <w:t xml:space="preserve">GALINA: Клиника вернёт вам стоимость процедуры. Полностью. Это наше решение, не их.</w:t>
-      </w:r>
-    </w:p>
-    <w:p>
-      <w:pPr>
-        <w:pStyle w:val="BodyText"/>
-      </w:pPr>
-      <w:r>
-        <w:t xml:space="preserve">ROMAN: А пятьсот тысяч?</w:t>
-      </w:r>
-    </w:p>
-    <w:p>
-      <w:pPr>
-        <w:pStyle w:val="BodyText"/>
-      </w:pPr>
-      <w:r>
-        <w:t xml:space="preserve">ALEKSEY: Роман, пятьсот тысяч мы не заплатим. За лечение — да. За молчание — нет. Пишите пост. Пишите жалобу. Мы приложим наш отчёт эксперту. Там будет всё, что я вам сейчас сказал.</w:t>
-      </w:r>
-    </w:p>
-    <w:p>
-      <w:pPr>
-        <w:pStyle w:val="BodyText"/>
-      </w:pPr>
-      <w:r>
-        <w:t xml:space="preserve">ROMAN: Вы не боитесь?</w:t>
+        <w:t xml:space="preserve">ROMAN: Вы директор? Пятьсот тысяч, или сегодня вечером будет пост и жалоба. Я её уже написал, вот она.</w:t>
+      </w:r>
+    </w:p>
+    <w:p>
+      <w:pPr>
+        <w:pStyle w:val="BodyText"/>
+      </w:pPr>
+      <w:r>
+        <w:t xml:space="preserve">ALEKSEY: Роман, я Воронцов, директор. Можно я сначала скажу, что мы уже сделали? А потом — ваше право.</w:t>
+      </w:r>
+    </w:p>
+    <w:p>
+      <w:pPr>
+        <w:pStyle w:val="BodyText"/>
+      </w:pPr>
+      <w:r>
+        <w:t xml:space="preserve">ROMAN: Говорите, у вас пять минут.</w:t>
+      </w:r>
+    </w:p>
+    <w:p>
+      <w:pPr>
+        <w:pStyle w:val="BodyText"/>
+      </w:pPr>
+      <w:r>
+        <w:t xml:space="preserve">ALEKSEY: Вчера Веронику бесплатно осмотрела Корнилова и назначила лечение, через две недели будет контроль. Партию геля мы отправили на проверку. Сорок других пациенток с той же партией не жаловались. И вчера вечером мы сами сообщили эксперту.</w:t>
+      </w:r>
+    </w:p>
+    <w:p>
+      <w:pPr>
+        <w:pStyle w:val="BodyText"/>
+      </w:pPr>
+      <w:r>
+        <w:t xml:space="preserve">ROMAN: Эксперту? Сами? А зачем вам это нужно?</w:t>
+      </w:r>
+    </w:p>
+    <w:p>
+      <w:pPr>
+        <w:pStyle w:val="BodyText"/>
+      </w:pPr>
+      <w:r>
+        <w:t xml:space="preserve">ALEKSEY: Потому что так положено. Мы не хотим, чтобы эксперт узнал об этом из вашей жалобы.</w:t>
+      </w:r>
+    </w:p>
+    <w:p>
+      <w:pPr>
+        <w:pStyle w:val="BodyText"/>
+      </w:pPr>
+      <w:r>
+        <w:t xml:space="preserve">ROMAN: То есть вы признаёте, что виноват ваш гель?</w:t>
+      </w:r>
+    </w:p>
+    <w:p>
+      <w:pPr>
+        <w:pStyle w:val="BodyText"/>
+      </w:pPr>
+      <w:r>
+        <w:t xml:space="preserve">ALEKSEY: Нет. Мы сообщаем, что случилось. Что виновато — решают факты. Пока факты такие: противопоказание номер девять, которое никто не распознал. Ни врач, ни Вероника, ни наша анкета. А анкета — это наша ответственность.</w:t>
+      </w:r>
+    </w:p>
+    <w:p>
+      <w:pPr>
+        <w:pStyle w:val="BodyText"/>
+      </w:pPr>
+      <w:r>
+        <w:t xml:space="preserve">ROMAN: Какое ещё противопоказание? О чём вы говорите?</w:t>
+      </w:r>
+    </w:p>
+    <w:p>
+      <w:pPr>
+        <w:pStyle w:val="BodyText"/>
+      </w:pPr>
+      <w:r>
+        <w:t xml:space="preserve">GALINA: Роман, сядьте. Хашимото, в обострении. Вероника сама вам расскажет, она здесь.</w:t>
+      </w:r>
+    </w:p>
+    <w:p>
+      <w:pPr>
+        <w:pStyle w:val="BodyText"/>
+      </w:pPr>
+      <w:r>
+        <w:t xml:space="preserve">VERONIKA: Рома, я не знала, что это считается. Никто не виноват так, как ты думаешь.</w:t>
+      </w:r>
+    </w:p>
+    <w:p>
+      <w:pPr>
+        <w:pStyle w:val="BodyText"/>
+      </w:pPr>
+      <w:r>
+        <w:t xml:space="preserve">ROMAN: Вероника, тебе плохо уже три недели. Кто-то должен за это заплатить.</w:t>
+      </w:r>
+    </w:p>
+    <w:p>
+      <w:pPr>
+        <w:pStyle w:val="BodyText"/>
+      </w:pPr>
+      <w:r>
+        <w:t xml:space="preserve">VERONIKA: Мне не нужны деньги. Мне нужно, чтобы так не случилось с другими.</w:t>
+      </w:r>
+    </w:p>
+    <w:p>
+      <w:pPr>
+        <w:pStyle w:val="BodyText"/>
+      </w:pPr>
+      <w:r>
+        <w:t xml:space="preserve">ALEKSEY: Мы уже всё поменяли. Вот новая анкета, где болезни перечислены по названиям, и Хашимото стоит первой строкой. Внутри компании мы назвали её «вопрос Вероники». Через неделю она будет во всех клиниках, где колют наш гель. Это ваш вклад, Вероника.</w:t>
+      </w:r>
+    </w:p>
+    <w:p>
+      <w:pPr>
+        <w:pStyle w:val="BodyText"/>
+      </w:pPr>
+      <w:r>
+        <w:t xml:space="preserve">VERONIKA: «Вопрос Вероники». Я всю жизнь ставлю вопросы для детей, а теперь мой вопрос будет для врачей.</w:t>
+      </w:r>
+    </w:p>
+    <w:p>
+      <w:pPr>
+        <w:pStyle w:val="BodyText"/>
+      </w:pPr>
+      <w:r>
+        <w:t xml:space="preserve">GALINA: Клиника вернёт вам стоимость процедуры полностью. Это наше решение, а не их.</w:t>
+      </w:r>
+    </w:p>
+    <w:p>
+      <w:pPr>
+        <w:pStyle w:val="BodyText"/>
+      </w:pPr>
+      <w:r>
+        <w:t xml:space="preserve">ROMAN: А что с пятьюстами тысячами?</w:t>
+      </w:r>
+    </w:p>
+    <w:p>
+      <w:pPr>
+        <w:pStyle w:val="BodyText"/>
+      </w:pPr>
+      <w:r>
+        <w:t xml:space="preserve">ALEKSEY: Роман, пятьсот тысяч мы не заплатим. За лечение — да. За молчание — нет. Пишите пост, пишите жалобу. Мы приложим наш отчёт эксперту, и там будет всё, что я вам сейчас сказал.</w:t>
+      </w:r>
+    </w:p>
+    <w:p>
+      <w:pPr>
+        <w:pStyle w:val="BodyText"/>
+      </w:pPr>
+      <w:r>
+        <w:t xml:space="preserve">ROMAN: И вы совсем не боитесь?</w:t>
       </w:r>
     </w:p>
     <w:p>
@@ -1654,39 +1654,39 @@
         <w:pStyle w:val="BodyText"/>
       </w:pPr>
       <w:r>
-        <w:t xml:space="preserve">ROMAN: Все, кого я знаю, говорят «это не мы». А вы говорите «это наша анкета».</w:t>
-      </w:r>
-    </w:p>
-    <w:p>
-      <w:pPr>
-        <w:pStyle w:val="BodyText"/>
-      </w:pPr>
-      <w:r>
-        <w:t xml:space="preserve">VERONIKA: Рома, порви жалобу. Пожалуйста.</w:t>
-      </w:r>
-    </w:p>
-    <w:p>
-      <w:pPr>
-        <w:pStyle w:val="BodyText"/>
-      </w:pPr>
-      <w:r>
-        <w:t xml:space="preserve">ROMAN: Не порву. Положу в стол. Через две недели — контроль. Если Вероника будет здорова — выброшу.</w:t>
-      </w:r>
-    </w:p>
-    <w:p>
-      <w:pPr>
-        <w:pStyle w:val="BodyText"/>
-      </w:pPr>
-      <w:r>
-        <w:t xml:space="preserve">GALINA: Это честно, Роман. Я бы сделала так же.</w:t>
-      </w:r>
-    </w:p>
-    <w:p>
-      <w:pPr>
-        <w:pStyle w:val="BodyText"/>
-      </w:pPr>
-      <w:r>
-        <w:t xml:space="preserve">ROMAN: Директор. Извините, что кричал на ресепшене. Я испугался.</w:t>
+        <w:t xml:space="preserve">ROMAN: Все, кого я знаю, говорят «это не мы». А вы говорите «это наша анкета». Я такого ещё не слышал.</w:t>
+      </w:r>
+    </w:p>
+    <w:p>
+      <w:pPr>
+        <w:pStyle w:val="BodyText"/>
+      </w:pPr>
+      <w:r>
+        <w:t xml:space="preserve">VERONIKA: Рома, порви жалобу. Пожалуйста, ради меня.</w:t>
+      </w:r>
+    </w:p>
+    <w:p>
+      <w:pPr>
+        <w:pStyle w:val="BodyText"/>
+      </w:pPr>
+      <w:r>
+        <w:t xml:space="preserve">ROMAN: Не порву, а положу в стол. Через две недели будет контроль, и если Вероника будет здорова, я её выброшу.</w:t>
+      </w:r>
+    </w:p>
+    <w:p>
+      <w:pPr>
+        <w:pStyle w:val="BodyText"/>
+      </w:pPr>
+      <w:r>
+        <w:t xml:space="preserve">GALINA: Это честно, Роман. На вашем месте я бы сделала так же.</w:t>
+      </w:r>
+    </w:p>
+    <w:p>
+      <w:pPr>
+        <w:pStyle w:val="BodyText"/>
+      </w:pPr>
+      <w:r>
+        <w:t xml:space="preserve">ROMAN: Директор, извините, что я кричал на ресепшене. Я просто очень испугался за жену.</w:t>
       </w:r>
     </w:p>
     <w:bookmarkEnd w:id="24"/>
@@ -1704,55 +1704,55 @@
         <w:pStyle w:val="FirstParagraph"/>
       </w:pPr>
       <w:r>
-        <w:t xml:space="preserve">IRINA: Итог. Лаборатория Зуевой — партия в норме. Все параметры. Контроль у Корниловой — отёк прошёл.</w:t>
-      </w:r>
-    </w:p>
-    <w:p>
-      <w:pPr>
-        <w:pStyle w:val="BodyText"/>
-      </w:pPr>
-      <w:r>
-        <w:t xml:space="preserve">DIMA: А Роман прислал фото. Жалоба в мусорной корзине. С подписью: «Как обещал».</w:t>
-      </w:r>
-    </w:p>
-    <w:p>
-      <w:pPr>
-        <w:pStyle w:val="BodyText"/>
-      </w:pPr>
-      <w:r>
-        <w:t xml:space="preserve">OLGA: Отчёт эксперту отправлен. Второй, итоговый. Одна страница. Назарова ответила одним словом.</w:t>
-      </w:r>
-    </w:p>
-    <w:p>
-      <w:pPr>
-        <w:pStyle w:val="BodyText"/>
-      </w:pPr>
-      <w:r>
-        <w:t xml:space="preserve">ALEKSEY: Каким?</w:t>
-      </w:r>
-    </w:p>
-    <w:p>
-      <w:pPr>
-        <w:pStyle w:val="BodyText"/>
-      </w:pPr>
-      <w:r>
-        <w:t xml:space="preserve">OLGA: «Принято». От неё — это много.</w:t>
-      </w:r>
-    </w:p>
-    <w:p>
-      <w:pPr>
-        <w:pStyle w:val="BodyText"/>
-      </w:pPr>
-      <w:r>
-        <w:t xml:space="preserve">IRINA: Закрываю в реестре. «Претензия номер один. Закрыта. Причина: противопоказание номер девять не распознано анкетой. Меры: новая анкета, повтор модуля два для врача». Расходы: сорок тысяч на лабораторию. Компенсация: ноль.</w:t>
-      </w:r>
-    </w:p>
-    <w:p>
-      <w:pPr>
-        <w:pStyle w:val="BodyText"/>
-      </w:pPr>
-      <w:r>
-        <w:t xml:space="preserve">ALINA: «Вопрос Вероники» — уже в модуле два. Я читаю его на каждом занятии.</w:t>
+        <w:t xml:space="preserve">IRINA: Подводим итог. Лаборатория Зуевой подтвердила, что партия в норме по всем параметрам. А на контроле у Корниловой отёк уже прошёл.</w:t>
+      </w:r>
+    </w:p>
+    <w:p>
+      <w:pPr>
+        <w:pStyle w:val="BodyText"/>
+      </w:pPr>
+      <w:r>
+        <w:t xml:space="preserve">DIMA: А Роман прислал фото: жалоба лежит в мусорной корзине, и подпись: «Как обещал».</w:t>
+      </w:r>
+    </w:p>
+    <w:p>
+      <w:pPr>
+        <w:pStyle w:val="BodyText"/>
+      </w:pPr>
+      <w:r>
+        <w:t xml:space="preserve">OLGA: Отчёт эксперту отправлен, второй и итоговый, на одной странице. Назарова ответила одним словом.</w:t>
+      </w:r>
+    </w:p>
+    <w:p>
+      <w:pPr>
+        <w:pStyle w:val="BodyText"/>
+      </w:pPr>
+      <w:r>
+        <w:t xml:space="preserve">ALEKSEY: Каким словом? Говорите скорее.</w:t>
+      </w:r>
+    </w:p>
+    <w:p>
+      <w:pPr>
+        <w:pStyle w:val="BodyText"/>
+      </w:pPr>
+      <w:r>
+        <w:t xml:space="preserve">OLGA: «Принято». А от неё это очень много.</w:t>
+      </w:r>
+    </w:p>
+    <w:p>
+      <w:pPr>
+        <w:pStyle w:val="BodyText"/>
+      </w:pPr>
+      <w:r>
+        <w:t xml:space="preserve">IRINA: Закрываю в реестре. «Претензия номер один. Закрыта. Причина: противопоказание номер девять не распознано анкетой. Меры: новая анкета, повтор модуля два для врача». Расходы — сорок тысяч на лабораторию, компенсация — ноль, и я этим довольна.</w:t>
+      </w:r>
+    </w:p>
+    <w:p>
+      <w:pPr>
+        <w:pStyle w:val="BodyText"/>
+      </w:pPr>
+      <w:r>
+        <w:t xml:space="preserve">ALINA: А «вопрос Вероники» уже в модуле два, я читаю его на каждом занятии.</w:t>
       </w:r>
     </w:p>
     <w:p>
@@ -1768,7 +1768,7 @@
         <w:pStyle w:val="BodyText"/>
       </w:pPr>
       <w:r>
-        <w:t xml:space="preserve">ALEKSEY: Пишите. Вслух.</w:t>
+        <w:t xml:space="preserve">ALEKSEY: Пишите, только читайте вслух.</w:t>
       </w:r>
     </w:p>
     <w:p>
@@ -1784,39 +1784,39 @@
         <w:pStyle w:val="BodyText"/>
       </w:pPr>
       <w:r>
-        <w:t xml:space="preserve">OLGA: Хорошее правило. Записала бы его на доску. Рядом с «Термин должен быть один».</w:t>
-      </w:r>
-    </w:p>
-    <w:p>
-      <w:pPr>
-        <w:pStyle w:val="BodyText"/>
-      </w:pPr>
-      <w:r>
-        <w:t xml:space="preserve">ALEKSEY: Девятое противопоказание. То самое, что потерялось на седьмой странице. Год назад мы его вернули в инструкцию. А сегодня — в голову пациентки. Бумага всё стерпит, Ольга Петровна. А пациентка — нет.</w:t>
-      </w:r>
-    </w:p>
-    <w:p>
-      <w:pPr>
-        <w:pStyle w:val="BodyText"/>
-      </w:pPr>
-      <w:r>
-        <w:t xml:space="preserve">OLGA: Это моя фраза. С поправкой. Мне нравится поправка.</w:t>
-      </w:r>
-    </w:p>
-    <w:p>
-      <w:pPr>
-        <w:pStyle w:val="BodyText"/>
-      </w:pPr>
-      <w:r>
-        <w:t xml:space="preserve">IRINA: Первая претензия стоила сорок тысяч и две недели. И одну новую анкету.</w:t>
-      </w:r>
-    </w:p>
-    <w:p>
-      <w:pPr>
-        <w:pStyle w:val="BodyText"/>
-      </w:pPr>
-      <w:r>
-        <w:t xml:space="preserve">ALEKSEY: И одного мужа, который извинился. Это дороже сорока тысяч. Давайте по делу: «вопрос Вероники» — в договор с каждой клиникой. Пусть подписывают так же, как прайс.</w:t>
+        <w:t xml:space="preserve">OLGA: Хорошее правило. Я бы записала его на доску, рядом с «Термин должен быть один».</w:t>
+      </w:r>
+    </w:p>
+    <w:p>
+      <w:pPr>
+        <w:pStyle w:val="BodyText"/>
+      </w:pPr>
+      <w:r>
+        <w:t xml:space="preserve">ALEKSEY: Девятое противопоказание, то самое, что потерялось на седьмой странице. Год назад мы вернули его в инструкцию, а сегодня — в голову пациентки. Бумага всё стерпит, Ольга Петровна. А пациентка — нет, и это теперь наше правило.</w:t>
+      </w:r>
+    </w:p>
+    <w:p>
+      <w:pPr>
+        <w:pStyle w:val="BodyText"/>
+      </w:pPr>
+      <w:r>
+        <w:t xml:space="preserve">OLGA: Это моя фраза, только с поправкой. И, должна признаться, поправка мне нравится.</w:t>
+      </w:r>
+    </w:p>
+    <w:p>
+      <w:pPr>
+        <w:pStyle w:val="BodyText"/>
+      </w:pPr>
+      <w:r>
+        <w:t xml:space="preserve">IRINA: Первая претензия стоила нам сорок тысяч, две недели и одну новую анкету.</w:t>
+      </w:r>
+    </w:p>
+    <w:p>
+      <w:pPr>
+        <w:pStyle w:val="BodyText"/>
+      </w:pPr>
+      <w:r>
+        <w:t xml:space="preserve">ALEKSEY: И ещё одного мужа, который извинился, а это дороже сорока тысяч. Давайте по делу: «вопрос Вероники» должен войти в договор с каждой клиникой. Пусть подписывают его так же, как прайс.</w:t>
       </w:r>
     </w:p>
     <w:p>
@@ -2795,7 +2795,7 @@
         <w:t xml:space="preserve">“</w:t>
       </w:r>
       <w:r>
-        <w:t xml:space="preserve">Не сегодня. Сначала факты. Если вы пойдёте без фактов, вы будете либо оправдываться, либо обещать. Оба варианта плохие. Оправдание звучит как вина. Обещание звучит как цена.</w:t>
+        <w:t xml:space="preserve">Не сегодня. Сначала факты. Если вы пойдёте без фактов, вы будете либо оправдываться, либо обещать. Оба варианта плохие. Оправдание звучит как вина. Обещание звучит как цена. А нам сейчас не нужно ни то, ни другое.</w:t>
       </w:r>
       <w:r>
         <w:t xml:space="preserve">”</w:t>
@@ -3006,6 +3006,44 @@
           </w:p>
         </w:tc>
       </w:tr>
+      <w:tr>
+        <w:tc>
+          <w:tcPr/>
+          <w:p>
+            <w:pPr>
+              <w:pStyle w:val="Compact"/>
+              <w:jc w:val="left"/>
+            </w:pPr>
+            <w:r>
+              <w:t xml:space="preserve">⑤ 마무리</w:t>
+            </w:r>
+          </w:p>
+        </w:tc>
+        <w:tc>
+          <w:tcPr/>
+          <w:p>
+            <w:pPr>
+              <w:pStyle w:val="Compact"/>
+              <w:jc w:val="left"/>
+            </w:pPr>
+            <w:r>
+              <w:t xml:space="preserve">А нам сейчас не нужно ни то, ни другое.</w:t>
+            </w:r>
+          </w:p>
+        </w:tc>
+        <w:tc>
+          <w:tcPr/>
+          <w:p>
+            <w:pPr>
+              <w:pStyle w:val="Compact"/>
+              <w:jc w:val="left"/>
+            </w:pPr>
+            <w:r>
+              <w:t xml:space="preserve">ни… ни…(둘 다 아니다)</w:t>
+            </w:r>
+          </w:p>
+        </w:tc>
+      </w:tr>
     </w:tbl>
     <w:p>
       <w:pPr>
@@ -3025,7 +3063,7 @@
         <w:t xml:space="preserve">“</w:t>
       </w:r>
       <w:r>
-        <w:t xml:space="preserve">Не сейчас. Сначала… Если…, вы будете либо…, либо… Оба варианта… X звучит как…, Y звучит как…</w:t>
+        <w:t xml:space="preserve">Не сейчас. Сначала… Если…, вы будете либо…, либо… Оба варианта… X звучит как…, Y звучит как… А нам не нужно ни то, ни другое.</w:t>
       </w:r>
       <w:r>
         <w:t xml:space="preserve">”</w:t>
@@ -3044,7 +3082,7 @@
         <w:t xml:space="preserve"> </w:t>
       </w:r>
       <w:r>
-        <w:t xml:space="preserve">либо… либо · звучит как · сначала</w:t>
+        <w:t xml:space="preserve">либо… либо · звучит как · сначала · ни то, ни другое</w:t>
       </w:r>
       <w:r>
         <w:t xml:space="preserve"> </w:t>
@@ -3060,7 +3098,7 @@
         <w:t xml:space="preserve"> </w:t>
       </w:r>
       <w:r>
-        <w:t xml:space="preserve">서두르는 상사에게 사실 확인 전 행동하면 안 되는 이유를 설명하는 25~30단어 문장 만들기.</w:t>
+        <w:t xml:space="preserve">서두르는 상사에게 사실 확인 전 행동하면 안 되는 이유를 설명하는 30~50단어 발화 만들기.</w:t>
       </w:r>
     </w:p>
     <w:bookmarkEnd w:id="30"/>
@@ -3542,15 +3580,15 @@
         <w:pStyle w:val="FirstParagraph"/>
       </w:pPr>
       <w:r>
-        <w:t xml:space="preserve">디마: 알렉세이 니콜라예비치, 편지예요. 갈리나 클리닉에서. 클레임이에요. 첫 번째.</w:t>
-      </w:r>
-    </w:p>
-    <w:p>
-      <w:pPr>
-        <w:pStyle w:val="BodyText"/>
-      </w:pPr>
-      <w:r>
-        <w:t xml:space="preserve">알렉세이: 읽어 봐요.</w:t>
+        <w:t xml:space="preserve">디마: 알렉세이 니콜라예비치, 갈리나 클리닉에서 편지가 왔어요. 클레임이에요, 그것도 첫 번째요.</w:t>
+      </w:r>
+    </w:p>
+    <w:p>
+      <w:pPr>
+        <w:pStyle w:val="BodyText"/>
+      </w:pPr>
+      <w:r>
+        <w:t xml:space="preserve">알렉세이: 소리 내서 읽어 봐요. 하나도 빼먹지 말고요.</w:t>
       </w:r>
     </w:p>
     <w:p>
@@ -3566,95 +3604,95 @@
         <w:pStyle w:val="BodyText"/>
       </w:pPr>
       <w:r>
-        <w:t xml:space="preserve">이리나: 3주요? 보통 부기는 사흘이면 빠져요.</w:t>
-      </w:r>
-    </w:p>
-    <w:p>
-      <w:pPr>
-        <w:pStyle w:val="BodyText"/>
-      </w:pPr>
-      <w:r>
-        <w:t xml:space="preserve">디마: 남편 로만 크라베츠. 「보상금 50만을 요구함. 아니면 — 보건감독청 민원과 SNS 게시」.</w:t>
-      </w:r>
-    </w:p>
-    <w:p>
-      <w:pPr>
-        <w:pStyle w:val="BodyText"/>
-      </w:pPr>
-      <w:r>
-        <w:t xml:space="preserve">올가: 50만. 딱 떨어지는 숫자네요. 저녁 먹다가 지어낸 숫자.</w:t>
-      </w:r>
-    </w:p>
-    <w:p>
-      <w:pPr>
-        <w:pStyle w:val="BodyText"/>
-      </w:pPr>
-      <w:r>
-        <w:t xml:space="preserve">알렉세이: 누가 주사했어요?</w:t>
-      </w:r>
-    </w:p>
-    <w:p>
-      <w:pPr>
-        <w:pStyle w:val="BodyText"/>
-      </w:pPr>
-      <w:r>
-        <w:t xml:space="preserve">디마: 벨리흐 원장. 안나 세르게예브나. 수료증 14번. 한 번에 합격했어요.</w:t>
-      </w:r>
-    </w:p>
-    <w:p>
-      <w:pPr>
-        <w:pStyle w:val="BodyText"/>
-      </w:pPr>
-      <w:r>
-        <w:t xml:space="preserve">이리나: 로트 번호는요?</w:t>
-      </w:r>
-    </w:p>
-    <w:p>
-      <w:pPr>
-        <w:pStyle w:val="BodyText"/>
-      </w:pPr>
-      <w:r>
-        <w:t xml:space="preserve">디마: 차트에 있어요. 2207. 같은 로트를 맞은 다른 환자가 40명이에요.</w:t>
-      </w:r>
-    </w:p>
-    <w:p>
-      <w:pPr>
-        <w:pStyle w:val="BodyText"/>
-      </w:pPr>
-      <w:r>
-        <w:t xml:space="preserve">이리나: 다른 40명 — 그리고 민원 0건. 그건 이미 사실이에요.</w:t>
-      </w:r>
-    </w:p>
-    <w:p>
-      <w:pPr>
-        <w:pStyle w:val="BodyText"/>
-      </w:pPr>
-      <w:r>
-        <w:t xml:space="preserve">올가: 아직 사실이 아니에요. 관찰이죠. 사실은 환자를 보고 나서 나와요.</w:t>
-      </w:r>
-    </w:p>
-    <w:p>
-      <w:pPr>
-        <w:pStyle w:val="BodyText"/>
-      </w:pPr>
-      <w:r>
-        <w:t xml:space="preserve">알렉세이: 첫 클레임. 올 줄은 알았어요. 이렇게 빨리 올 줄은 몰랐지만.</w:t>
-      </w:r>
-    </w:p>
-    <w:p>
-      <w:pPr>
-        <w:pStyle w:val="BodyText"/>
-      </w:pPr>
-      <w:r>
-        <w:t xml:space="preserve">올가: 클레임은 늘 월요일에 와요. 이유는 몰라요. 20년 동안 — 늘 월요일.</w:t>
-      </w:r>
-    </w:p>
-    <w:p>
-      <w:pPr>
-        <w:pStyle w:val="BodyText"/>
-      </w:pPr>
-      <w:r>
-        <w:t xml:space="preserve">이리나: 목록을 열게요. 「클레임 1번」. 시계가 돌아가기 시작했어요.</w:t>
+        <w:t xml:space="preserve">이리나: 3주요? 보통 부기는 사흘이면 빠지는데요.</w:t>
+      </w:r>
+    </w:p>
+    <w:p>
+      <w:pPr>
+        <w:pStyle w:val="BodyText"/>
+      </w:pPr>
+      <w:r>
+        <w:t xml:space="preserve">디마: 그다음은 남편 로만 크라베츠가 썼어요: 「보상금 50만을 요구함. 아니면 — 보건감독청 민원과 SNS 게시」.</w:t>
+      </w:r>
+    </w:p>
+    <w:p>
+      <w:pPr>
+        <w:pStyle w:val="BodyText"/>
+      </w:pPr>
+      <w:r>
+        <w:t xml:space="preserve">올가: 50만이라, 딱 떨어지는 숫자네요. 저녁 먹다가 지어낸 숫자예요.</w:t>
+      </w:r>
+    </w:p>
+    <w:p>
+      <w:pPr>
+        <w:pStyle w:val="BodyText"/>
+      </w:pPr>
+      <w:r>
+        <w:t xml:space="preserve">알렉세이: 그 환자는 누가 주사했어요?</w:t>
+      </w:r>
+    </w:p>
+    <w:p>
+      <w:pPr>
+        <w:pStyle w:val="BodyText"/>
+      </w:pPr>
+      <w:r>
+        <w:t xml:space="preserve">디마: 벨리흐 안나 세르게예브나 선생님이요. 수료증 14번이고, 시험은 한 번에 붙었어요.</w:t>
+      </w:r>
+    </w:p>
+    <w:p>
+      <w:pPr>
+        <w:pStyle w:val="BodyText"/>
+      </w:pPr>
+      <w:r>
+        <w:t xml:space="preserve">이리나: 로트 번호는 적혀 있어요?</w:t>
+      </w:r>
+    </w:p>
+    <w:p>
+      <w:pPr>
+        <w:pStyle w:val="BodyText"/>
+      </w:pPr>
+      <w:r>
+        <w:t xml:space="preserve">디마: 차트에 있어요: 2207. 같은 로트를 맞은 환자가 40명 더 있어요.</w:t>
+      </w:r>
+    </w:p>
+    <w:p>
+      <w:pPr>
+        <w:pStyle w:val="BodyText"/>
+      </w:pPr>
+      <w:r>
+        <w:t xml:space="preserve">이리나: 다른 40명은 민원이 하나도 없네요. 이건 이미 사실이에요.</w:t>
+      </w:r>
+    </w:p>
+    <w:p>
+      <w:pPr>
+        <w:pStyle w:val="BodyText"/>
+      </w:pPr>
+      <w:r>
+        <w:t xml:space="preserve">올가: 아직 사실이 아니라 관찰이에요. 사실은 환자를 직접 봐야 나와요.</w:t>
+      </w:r>
+    </w:p>
+    <w:p>
+      <w:pPr>
+        <w:pStyle w:val="BodyText"/>
+      </w:pPr>
+      <w:r>
+        <w:t xml:space="preserve">알렉세이: 첫 클레임이네요. 언젠가 올 줄은 알았지만, 이렇게 빨리 올 줄은 몰랐어요.</w:t>
+      </w:r>
+    </w:p>
+    <w:p>
+      <w:pPr>
+        <w:pStyle w:val="BodyText"/>
+      </w:pPr>
+      <w:r>
+        <w:t xml:space="preserve">올가: 클레임은 늘 월요일에 와요. 이유는 모르지만, 20년 내내 늘 월요일이었어요.</w:t>
+      </w:r>
+    </w:p>
+    <w:p>
+      <w:pPr>
+        <w:pStyle w:val="BodyText"/>
+      </w:pPr>
+      <w:r>
+        <w:t xml:space="preserve">이리나: 대장 열게요: 「클레임 1번」. 시간이 가기 시작했어요.</w:t>
       </w:r>
     </w:p>
     <w:bookmarkEnd w:id="33"/>
@@ -3672,279 +3710,279 @@
         <w:pStyle w:val="FirstParagraph"/>
       </w:pPr>
       <w:r>
-        <w:t xml:space="preserve">올가: 첫째 규칙. 부정도 인정도 하지 않는다. 사실이 없는 동안 우린 아무것도 모르는 거예요.</w:t>
-      </w:r>
-    </w:p>
-    <w:p>
-      <w:pPr>
-        <w:pStyle w:val="BodyText"/>
-      </w:pPr>
-      <w:r>
-        <w:t xml:space="preserve">알렉세이: 변호사도 같은 말을 할까요?</w:t>
-      </w:r>
-    </w:p>
-    <w:p>
-      <w:pPr>
-        <w:pStyle w:val="BodyText"/>
-      </w:pPr>
-      <w:r>
-        <w:t xml:space="preserve">이리나: 자이체프가 벌써 했어요. 디마가 읽는 동안 전화했어요. 「감정 전엔 어떤 인정도 하지 마라」.</w:t>
-      </w:r>
-    </w:p>
-    <w:p>
-      <w:pPr>
-        <w:pStyle w:val="BodyText"/>
-      </w:pPr>
-      <w:r>
-        <w:t xml:space="preserve">알렉세이: 좋아요. 둘째 규칙은요?</w:t>
-      </w:r>
-    </w:p>
-    <w:p>
-      <w:pPr>
-        <w:pStyle w:val="BodyText"/>
-      </w:pPr>
-      <w:r>
-        <w:t xml:space="preserve">올가: 둘째 — 환자. 남편도, 클리닉도 아니고. 오늘 의사가 봐야 해요. 주사한 사람 말고.</w:t>
-      </w:r>
-    </w:p>
-    <w:p>
-      <w:pPr>
-        <w:pStyle w:val="BodyText"/>
-      </w:pPr>
-      <w:r>
-        <w:t xml:space="preserve">디마: 코르닐로바요?</w:t>
-      </w:r>
-    </w:p>
-    <w:p>
-      <w:pPr>
-        <w:pStyle w:val="BodyText"/>
-      </w:pPr>
-      <w:r>
-        <w:t xml:space="preserve">올가: 코르닐로바. 무료로. 오늘. 이건 인정이 아니에요. 의료예요.</w:t>
-      </w:r>
-    </w:p>
-    <w:p>
-      <w:pPr>
-        <w:pStyle w:val="BodyText"/>
-      </w:pPr>
-      <w:r>
-        <w:t xml:space="preserve">알렉세이: 디마, 코르닐로바한테 전화해요. 그다음 갈리나.</w:t>
-      </w:r>
-    </w:p>
-    <w:p>
-      <w:pPr>
-        <w:pStyle w:val="BodyText"/>
-      </w:pPr>
-      <w:r>
-        <w:t xml:space="preserve">디마: 걸게요.</w:t>
-      </w:r>
-    </w:p>
-    <w:p>
-      <w:pPr>
-        <w:pStyle w:val="BodyText"/>
-      </w:pPr>
-      <w:r>
-        <w:t xml:space="preserve">이리나: 셋째 — 로트. 2207. 창고에 보관 시료가 있어요. 주예바 시험소로 보내요. 젤 검사. 젤이 정상이면 — 한 얘기고. 아니면 — 완전히 다른 얘기예요.</w:t>
-      </w:r>
-    </w:p>
-    <w:p>
-      <w:pPr>
-        <w:pStyle w:val="BodyText"/>
-      </w:pPr>
-      <w:r>
-        <w:t xml:space="preserve">알렉세이: 얼마 들어요?</w:t>
-      </w:r>
-    </w:p>
-    <w:p>
-      <w:pPr>
-        <w:pStyle w:val="BodyText"/>
-      </w:pPr>
-      <w:r>
-        <w:t xml:space="preserve">이리나: 4만. 일주일. 벌써 계산했어요. 모르는 것보다 싸요.</w:t>
-      </w:r>
-    </w:p>
-    <w:p>
-      <w:pPr>
-        <w:pStyle w:val="BodyText"/>
-      </w:pPr>
-      <w:r>
-        <w:t xml:space="preserve">올가: 넷째 — 심사관. 등록 후 이상 사례는 보고할 의무가 있어요. 우리가 먼저. 지체 없이.</w:t>
-      </w:r>
-    </w:p>
-    <w:p>
-      <w:pPr>
-        <w:pStyle w:val="BodyText"/>
-      </w:pPr>
-      <w:r>
-        <w:t xml:space="preserve">알렉세이: 젤 문제가 아니어도요?</w:t>
-      </w:r>
-    </w:p>
-    <w:p>
-      <w:pPr>
-        <w:pStyle w:val="BodyText"/>
-      </w:pPr>
-      <w:r>
-        <w:t xml:space="preserve">올가: 젤 문제가 아니어도요. 그게 뭔지는 우리가 정하지 않아요. 무슨 일이 있었는지 보고하는 거예요. 판단은 심사관이 해요. 기억하죠: 「신청자가 찾은 정정은 정정이다」. 보고도 마찬가지예요.</w:t>
-      </w:r>
-    </w:p>
-    <w:p>
-      <w:pPr>
-        <w:pStyle w:val="BodyText"/>
-      </w:pPr>
-      <w:r>
-        <w:t xml:space="preserve">알렉세이: 나자로바가 제일 먼저 알게 되겠네요.</w:t>
-      </w:r>
-    </w:p>
-    <w:p>
-      <w:pPr>
-        <w:pStyle w:val="BodyText"/>
-      </w:pPr>
-      <w:r>
-        <w:t xml:space="preserve">올가: 환자 다음으로요. 환자가 — 첫째. 나자로바가 — 둘째. 남편은 — 원할 때.</w:t>
-      </w:r>
-    </w:p>
-    <w:p>
-      <w:pPr>
-        <w:pStyle w:val="BodyText"/>
-      </w:pPr>
-      <w:r>
-        <w:t xml:space="preserve">디마: 코르닐로바가 2시래요. 벨리흐 원장도 같이요. 어떻게 시술했는지 직접 듣고 싶대요.</w:t>
-      </w:r>
-    </w:p>
-    <w:p>
-      <w:pPr>
-        <w:pStyle w:val="BodyText"/>
-      </w:pPr>
-      <w:r>
-        <w:t xml:space="preserve">알렉세이: 갈리나는요?</w:t>
-      </w:r>
-    </w:p>
-    <w:p>
-      <w:pPr>
-        <w:pStyle w:val="BodyText"/>
-      </w:pPr>
-      <w:r>
-        <w:t xml:space="preserve">디마: 갈리나는 화가 났어요. 우리한테가 아니라. 남편한테요. 클리닉에 와서 접수대에서 소리를 질렀대요.</w:t>
-      </w:r>
-    </w:p>
-    <w:p>
-      <w:pPr>
-        <w:pStyle w:val="BodyText"/>
-      </w:pPr>
-      <w:r>
-        <w:t xml:space="preserve">이리나: 다섯째. 남편에겐 뭐라고 해요?</w:t>
-      </w:r>
-    </w:p>
-    <w:p>
-      <w:pPr>
-        <w:pStyle w:val="BodyText"/>
-      </w:pPr>
-      <w:r>
-        <w:t xml:space="preserve">알렉세이: 제가 직접 만나고 싶어요. 직접요.</w:t>
-      </w:r>
-    </w:p>
-    <w:p>
-      <w:pPr>
-        <w:pStyle w:val="BodyText"/>
-      </w:pPr>
-      <w:r>
-        <w:t xml:space="preserve">올가: 오늘은 안 돼요. 사실이 먼저예요. 사실 없이 가면 변명하거나, 약속하게 돼요. 둘 다 나빠요. 변명은 잘못처럼 들리고. 약속은 가격처럼 들려요.</w:t>
-      </w:r>
-    </w:p>
-    <w:p>
-      <w:pPr>
-        <w:pStyle w:val="BodyText"/>
-      </w:pPr>
-      <w:r>
-        <w:t xml:space="preserve">알렉세이: 내일 그 사람이 글을 올리면요?</w:t>
-      </w:r>
-    </w:p>
-    <w:p>
-      <w:pPr>
-        <w:pStyle w:val="BodyText"/>
-      </w:pPr>
-      <w:r>
-        <w:t xml:space="preserve">이리나: 올리겠죠. 우리가 막을 순 없어요. 준비하고 있을 수 있을 뿐이에요.</w:t>
-      </w:r>
-    </w:p>
-    <w:p>
-      <w:pPr>
-        <w:pStyle w:val="BodyText"/>
-      </w:pPr>
-      <w:r>
-        <w:t xml:space="preserve">디마: 침묵의 대가로 돈을 달라고 하면요?</w:t>
-      </w:r>
-    </w:p>
-    <w:p>
-      <w:pPr>
-        <w:pStyle w:val="BodyText"/>
-      </w:pPr>
-      <w:r>
-        <w:t xml:space="preserve">올가: 그럼 그건 클레임이 아니에요. 가방이죠. 스타스처럼. 답은 알잖아요.</w:t>
-      </w:r>
-    </w:p>
-    <w:p>
-      <w:pPr>
-        <w:pStyle w:val="BodyText"/>
-      </w:pPr>
-      <w:r>
-        <w:t xml:space="preserve">알렉세이: 알아요. 하지만 환자가 아파요. 스타스가 아니에요.</w:t>
-      </w:r>
-    </w:p>
-    <w:p>
-      <w:pPr>
-        <w:pStyle w:val="BodyText"/>
-      </w:pPr>
-      <w:r>
-        <w:t xml:space="preserve">올가: 환자에겐 — 도움. 치료, 경과 확인, 코르닐로바. 남편의 침묵엔 — 아무것도. 다른 주소예요, 알렉세이 니콜라예비치.</w:t>
-      </w:r>
-    </w:p>
-    <w:p>
-      <w:pPr>
-        <w:pStyle w:val="BodyText"/>
-      </w:pPr>
-      <w:r>
-        <w:t xml:space="preserve">알렉세이: 다른 주소. 기억해요.</w:t>
-      </w:r>
-    </w:p>
-    <w:p>
-      <w:pPr>
-        <w:pStyle w:val="BodyText"/>
-      </w:pPr>
-      <w:r>
-        <w:t xml:space="preserve">이리나: 여섯째. 같은 로트를 맞은 환자 40명. 우린 그 사람들을 몰라요. 클리닉이 알죠.</w:t>
-      </w:r>
-    </w:p>
-    <w:p>
-      <w:pPr>
-        <w:pStyle w:val="BodyText"/>
-      </w:pPr>
-      <w:r>
-        <w:t xml:space="preserve">디마: 갈리나 클리닉 여섯 곳에 다 전화할게요. 다들 괜찮은지 확인해 달라고요.</w:t>
-      </w:r>
-    </w:p>
-    <w:p>
-      <w:pPr>
-        <w:pStyle w:val="BodyText"/>
-      </w:pPr>
-      <w:r>
-        <w:t xml:space="preserve">이리나: 목소리에 당황한 기색 없이. 그냥 질문으로.</w:t>
-      </w:r>
-    </w:p>
-    <w:p>
-      <w:pPr>
-        <w:pStyle w:val="BodyText"/>
-      </w:pPr>
-      <w:r>
-        <w:t xml:space="preserve">디마: 수의사들한테처럼요. 「소들은 어때요? 별일 없죠?」 환자 얘기로만 바꿔서요.</w:t>
-      </w:r>
-    </w:p>
-    <w:p>
-      <w:pPr>
-        <w:pStyle w:val="BodyText"/>
-      </w:pPr>
-      <w:r>
-        <w:t xml:space="preserve">올가: 「소」라고만 하지 마요. 2시에 출발해요.</w:t>
+        <w:t xml:space="preserve">올가: 첫 번째 규칙: 부정하지도, 인정하지도 말 것. 사실이 없는 동안 우리는 아무것도 몰라요.</w:t>
+      </w:r>
+    </w:p>
+    <w:p>
+      <w:pPr>
+        <w:pStyle w:val="BodyText"/>
+      </w:pPr>
+      <w:r>
+        <w:t xml:space="preserve">알렉세이: 변호사도 우리한테 같은 말을 할까요?</w:t>
+      </w:r>
+    </w:p>
+    <w:p>
+      <w:pPr>
+        <w:pStyle w:val="BodyText"/>
+      </w:pPr>
+      <w:r>
+        <w:t xml:space="preserve">이리나: 자이체프가 벌써 그렇게 말했어요. 디마가 편지 읽는 동안 전화했더니 「감정 전엔 어떤 인정도 하지 말라」고 했어요.</w:t>
+      </w:r>
+    </w:p>
+    <w:p>
+      <w:pPr>
+        <w:pStyle w:val="BodyText"/>
+      </w:pPr>
+      <w:r>
+        <w:t xml:space="preserve">알렉세이: 좋아요. 두 번째 규칙은요?</w:t>
+      </w:r>
+    </w:p>
+    <w:p>
+      <w:pPr>
+        <w:pStyle w:val="BodyText"/>
+      </w:pPr>
+      <w:r>
+        <w:t xml:space="preserve">올가: 둘째 — 환자예요, 남편도 클리닉도 아니고요. 오늘 의사가 진찰해야 해요. 다만 주사한 의사 말고요.</w:t>
+      </w:r>
+    </w:p>
+    <w:p>
+      <w:pPr>
+        <w:pStyle w:val="BodyText"/>
+      </w:pPr>
+      <w:r>
+        <w:t xml:space="preserve">디마: 그럼 코르닐로바네요? 다른 사람은 없잖아요.</w:t>
+      </w:r>
+    </w:p>
+    <w:p>
+      <w:pPr>
+        <w:pStyle w:val="BodyText"/>
+      </w:pPr>
+      <w:r>
+        <w:t xml:space="preserve">올가: 코르닐로바, 무료로, 오늘. 이건 인정이 아니라 의료예요.</w:t>
+      </w:r>
+    </w:p>
+    <w:p>
+      <w:pPr>
+        <w:pStyle w:val="BodyText"/>
+      </w:pPr>
+      <w:r>
+        <w:t xml:space="preserve">알렉세이: 디마, 코르닐로바에게 전화하고, 그다음 바로 갈리나에게 해요.</w:t>
+      </w:r>
+    </w:p>
+    <w:p>
+      <w:pPr>
+        <w:pStyle w:val="BodyText"/>
+      </w:pPr>
+      <w:r>
+        <w:t xml:space="preserve">디마: 지금 걸고 있어요, 알렉세이 니콜라예비치.</w:t>
+      </w:r>
+    </w:p>
+    <w:p>
+      <w:pPr>
+        <w:pStyle w:val="BodyText"/>
+      </w:pPr>
+      <w:r>
+        <w:t xml:space="preserve">이리나: 셋째 — 로트 2207. 창고에 보관 샘플이 있어요. 주예바 연구소에 젤 검사를 맡겨요. 젤이 정상이면 그건 그거고요. 아니면 완전히 다른 얘기가 되죠.</w:t>
+      </w:r>
+    </w:p>
+    <w:p>
+      <w:pPr>
+        <w:pStyle w:val="BodyText"/>
+      </w:pPr>
+      <w:r>
+        <w:t xml:space="preserve">알렉세이: 그 검사는 얼마나 들어요?</w:t>
+      </w:r>
+    </w:p>
+    <w:p>
+      <w:pPr>
+        <w:pStyle w:val="BodyText"/>
+      </w:pPr>
+      <w:r>
+        <w:t xml:space="preserve">이리나: 4만에 일주일이요, 벌써 계산했어요. 모르고 있는 것보다 싸요.</w:t>
+      </w:r>
+    </w:p>
+    <w:p>
+      <w:pPr>
+        <w:pStyle w:val="BodyText"/>
+      </w:pPr>
+      <w:r>
+        <w:t xml:space="preserve">올가: 넷째 — 심사관. 등록 이후의 이상 반응 — 그건 우리가 직접, 지체 없이 보고할 의무가 있어요.</w:t>
+      </w:r>
+    </w:p>
+    <w:p>
+      <w:pPr>
+        <w:pStyle w:val="BodyText"/>
+      </w:pPr>
+      <w:r>
+        <w:t xml:space="preserve">알렉세이: 원인이 젤이 아니어도요?</w:t>
+      </w:r>
+    </w:p>
+    <w:p>
+      <w:pPr>
+        <w:pStyle w:val="BodyText"/>
+      </w:pPr>
+      <w:r>
+        <w:t xml:space="preserve">올가: 젤이 아니어도요. 그게 뭔지는 우리가 정하지 않아요. 무슨 일이 있었는지를 알리고, 판단은 심사관이 해요. 기억하죠: 「신청자가 찾아낸 수정은 수정이다」. 보고도 똑같아요. 우린 첫날부터 그렇게 일해 왔어요.</w:t>
+      </w:r>
+    </w:p>
+    <w:p>
+      <w:pPr>
+        <w:pStyle w:val="BodyText"/>
+      </w:pPr>
+      <w:r>
+        <w:t xml:space="preserve">알렉세이: 그럼 나자로바가 제일 먼저 알게 되겠네요.</w:t>
+      </w:r>
+    </w:p>
+    <w:p>
+      <w:pPr>
+        <w:pStyle w:val="BodyText"/>
+      </w:pPr>
+      <w:r>
+        <w:t xml:space="preserve">올가: 환자 다음이요. 환자가 첫 번째, 나자로바가 두 번째, 남편은 — 본인이 원할 때요.</w:t>
+      </w:r>
+    </w:p>
+    <w:p>
+      <w:pPr>
+        <w:pStyle w:val="BodyText"/>
+      </w:pPr>
+      <w:r>
+        <w:t xml:space="preserve">디마: 코르닐로바가 2시에 기다린대요. 벨리흐 선생님도 오라고 하셨어요. 어떻게 시술했는지 직접 듣고 싶으시대요.</w:t>
+      </w:r>
+    </w:p>
+    <w:p>
+      <w:pPr>
+        <w:pStyle w:val="BodyText"/>
+      </w:pPr>
+      <w:r>
+        <w:t xml:space="preserve">알렉세이: 갈리나는 뭐래요?</w:t>
+      </w:r>
+    </w:p>
+    <w:p>
+      <w:pPr>
+        <w:pStyle w:val="BodyText"/>
+      </w:pPr>
+      <w:r>
+        <w:t xml:space="preserve">디마: 갈리나는 화가 머리끝까지 났는데, 우리가 아니라 남편한테요. 그 사람이 클리닉에 와서 접수처에서 소리를 질렀대요.</w:t>
+      </w:r>
+    </w:p>
+    <w:p>
+      <w:pPr>
+        <w:pStyle w:val="BodyText"/>
+      </w:pPr>
+      <w:r>
+        <w:t xml:space="preserve">이리나: 다섯째: 남편한텐 뭐라고 하죠?</w:t>
+      </w:r>
+    </w:p>
+    <w:p>
+      <w:pPr>
+        <w:pStyle w:val="BodyText"/>
+      </w:pPr>
+      <w:r>
+        <w:t xml:space="preserve">알렉세이: 제가 직접 만나고 싶어요.</w:t>
+      </w:r>
+    </w:p>
+    <w:p>
+      <w:pPr>
+        <w:pStyle w:val="BodyText"/>
+      </w:pPr>
+      <w:r>
+        <w:t xml:space="preserve">올가: 오늘은 안 돼요. 사실이 먼저예요. 사실 없이 가면 변명하거나 약속하거나 둘 중 하나가 돼요. 둘 다 나빠요. 변명은 잘못처럼 들려요. 약속은 가격처럼 들리고요. 그리고 지금 우리한텐 둘 다 필요 없어요.</w:t>
+      </w:r>
+    </w:p>
+    <w:p>
+      <w:pPr>
+        <w:pStyle w:val="BodyText"/>
+      </w:pPr>
+      <w:r>
+        <w:t xml:space="preserve">알렉세이: 그 사람이 내일 당장 글을 올리면요?</w:t>
+      </w:r>
+    </w:p>
+    <w:p>
+      <w:pPr>
+        <w:pStyle w:val="BodyText"/>
+      </w:pPr>
+      <w:r>
+        <w:t xml:space="preserve">이리나: 올리겠죠. 우리가 막을 순 없어요. 준비하고 있는 것밖에 할 수 없어요.</w:t>
+      </w:r>
+    </w:p>
+    <w:p>
+      <w:pPr>
+        <w:pStyle w:val="BodyText"/>
+      </w:pPr>
+      <w:r>
+        <w:t xml:space="preserve">디마: 침묵 대가로 돈을 달라고 하면요?</w:t>
+      </w:r>
+    </w:p>
+    <w:p>
+      <w:pPr>
+        <w:pStyle w:val="BodyText"/>
+      </w:pPr>
+      <w:r>
+        <w:t xml:space="preserve">올가: 그럼 그건 클레임이 아니라 가방이에요, 스타스 같은. 답은 알잖아요.</w:t>
+      </w:r>
+    </w:p>
+    <w:p>
+      <w:pPr>
+        <w:pStyle w:val="BodyText"/>
+      </w:pPr>
+      <w:r>
+        <w:t xml:space="preserve">알렉세이: 알아요. 하지만 환자는 정말 아프고, 그건 스타스가 아니에요.</w:t>
+      </w:r>
+    </w:p>
+    <w:p>
+      <w:pPr>
+        <w:pStyle w:val="BodyText"/>
+      </w:pPr>
+      <w:r>
+        <w:t xml:space="preserve">올가: 환자에겐 도움: 치료, 확인, 코르닐로바. 남편에겐 침묵 대가로 아무것도 없어요. 주소가 다른 거예요, 알렉세이 니콜라예비치.</w:t>
+      </w:r>
+    </w:p>
+    <w:p>
+      <w:pPr>
+        <w:pStyle w:val="BodyText"/>
+      </w:pPr>
+      <w:r>
+        <w:t xml:space="preserve">알렉세이: 주소가 다르다, 기억해요. 첫해에 하셨던 말이죠.</w:t>
+      </w:r>
+    </w:p>
+    <w:p>
+      <w:pPr>
+        <w:pStyle w:val="BodyText"/>
+      </w:pPr>
+      <w:r>
+        <w:t xml:space="preserve">이리나: 여섯째: 같은 로트를 맞은 환자 40명. 우린 그 사람들을 몰라요, 클리닉들이 알죠.</w:t>
+      </w:r>
+    </w:p>
+    <w:p>
+      <w:pPr>
+        <w:pStyle w:val="BodyText"/>
+      </w:pPr>
+      <w:r>
+        <w:t xml:space="preserve">디마: 갈리나 클리닉 여섯 곳에 다 전화해서 별일 없는지 확인해 달라고 할게요.</w:t>
+      </w:r>
+    </w:p>
+    <w:p>
+      <w:pPr>
+        <w:pStyle w:val="BodyText"/>
+      </w:pPr>
+      <w:r>
+        <w:t xml:space="preserve">이리나: 목소리에 당황한 기색 없이, 그냥 질문으로요.</w:t>
+      </w:r>
+    </w:p>
+    <w:p>
+      <w:pPr>
+        <w:pStyle w:val="BodyText"/>
+      </w:pPr>
+      <w:r>
+        <w:t xml:space="preserve">디마: 수의사들한테 하듯이요: 「소들은 어때요? 별다른 거 없어요?」 이번엔 환자들 얘기지만요.</w:t>
+      </w:r>
+    </w:p>
+    <w:p>
+      <w:pPr>
+        <w:pStyle w:val="BodyText"/>
+      </w:pPr>
+      <w:r>
+        <w:t xml:space="preserve">올가: 제발 그 사람들한테 「소」라고는 하지 마요. 2시에 출발해요.</w:t>
       </w:r>
     </w:p>
     <w:bookmarkEnd w:id="34"/>
@@ -3962,239 +4000,239 @@
         <w:pStyle w:val="FirstParagraph"/>
       </w:pPr>
       <w:r>
-        <w:t xml:space="preserve">코르닐로바: 베로니카, 앉아요. 코르닐로바예요. 재판이 아니에요. 진찰이에요. 직접, 순서대로 얘기해 줘요.</w:t>
-      </w:r>
-    </w:p>
-    <w:p>
-      <w:pPr>
-        <w:pStyle w:val="BodyText"/>
-      </w:pPr>
-      <w:r>
-        <w:t xml:space="preserve">베로니카: 주사는 — 5월 20일. 이틀 뒤 — 부기. 빠질 줄 알았어요. 안 빠져요. 3주째예요.</w:t>
-      </w:r>
-    </w:p>
-    <w:p>
-      <w:pPr>
-        <w:pStyle w:val="BodyText"/>
-      </w:pPr>
-      <w:r>
-        <w:t xml:space="preserve">코르닐로바: 보이네요. 오른쪽이 더 크네요. 열감 있어요? 아파요?</w:t>
-      </w:r>
-    </w:p>
-    <w:p>
-      <w:pPr>
-        <w:pStyle w:val="BodyText"/>
-      </w:pPr>
-      <w:r>
-        <w:t xml:space="preserve">베로니카: 따뜻해요. 아프진 않아요. 그런데 밖에 못 나가요. 전 교사예요. 아이들이 스물여덟 명이에요.</w:t>
-      </w:r>
-    </w:p>
-    <w:p>
-      <w:pPr>
-        <w:pStyle w:val="BodyText"/>
-      </w:pPr>
-      <w:r>
-        <w:t xml:space="preserve">안나: 엘레나 빅토로브나, 전부 프로토콜대로 했어요. 초음파 — 0.9. 30G 바늘. 흡인. 천천히.</w:t>
-      </w:r>
-    </w:p>
-    <w:p>
-      <w:pPr>
-        <w:pStyle w:val="BodyText"/>
-      </w:pPr>
-      <w:r>
-        <w:t xml:space="preserve">코르닐로바: 믿어요, 안나 세르게예브나. 시험 보는 것도 봤어요. 지금은 손 얘기를 묻는 게 아니에요. 베로니카, 무슨 병이 있어요? 만성으로요. 아무거나요. 병이라고 생각하지 않는 것까지요.</w:t>
-      </w:r>
-    </w:p>
-    <w:p>
-      <w:pPr>
-        <w:pStyle w:val="BodyText"/>
-      </w:pPr>
-      <w:r>
-        <w:t xml:space="preserve">베로니카: 없어요. 아, 갑상선이요. 하시모토. 그런데 그건 병이 아니잖아요. 약을 먹어요. 10년째.</w:t>
-      </w:r>
-    </w:p>
-    <w:p>
-      <w:pPr>
-        <w:pStyle w:val="BodyText"/>
-      </w:pPr>
-      <w:r>
-        <w:t xml:space="preserve">코르닐로바: 하시모토. 마지막 검사는 언제 했어요?</w:t>
-      </w:r>
-    </w:p>
-    <w:p>
-      <w:pPr>
-        <w:pStyle w:val="BodyText"/>
-      </w:pPr>
-      <w:r>
-        <w:t xml:space="preserve">베로니카: 4월이요. 의사가 항체가 올랐대요. 악화요. 약 용량을 바꿨어요.</w:t>
-      </w:r>
-    </w:p>
-    <w:p>
-      <w:pPr>
-        <w:pStyle w:val="BodyText"/>
-      </w:pPr>
-      <w:r>
-        <w:t xml:space="preserve">안나: 설문지에 「아니요」라고 쓰셨어요. 자가면역 질환 — 「아니요」.</w:t>
-      </w:r>
-    </w:p>
-    <w:p>
-      <w:pPr>
-        <w:pStyle w:val="BodyText"/>
-      </w:pPr>
-      <w:r>
-        <w:t xml:space="preserve">베로니카: 하시모토가 자가면역인 줄 몰랐어요. 갑상선인 줄 알았어요. 그냥 갑상선.</w:t>
-      </w:r>
-    </w:p>
-    <w:p>
-      <w:pPr>
-        <w:pStyle w:val="BodyText"/>
-      </w:pPr>
-      <w:r>
-        <w:t xml:space="preserve">코르닐로바: 그거예요. 그게 우리 실수예요.</w:t>
-      </w:r>
-    </w:p>
-    <w:p>
-      <w:pPr>
-        <w:pStyle w:val="BodyText"/>
-      </w:pPr>
-      <w:r>
-        <w:t xml:space="preserve">안나: 제 실수예요. 말로 묻지 않았어요. 설문지만 줬어요.</w:t>
-      </w:r>
-    </w:p>
-    <w:p>
-      <w:pPr>
-        <w:pStyle w:val="BodyText"/>
-      </w:pPr>
-      <w:r>
-        <w:t xml:space="preserve">코르닐로바: 당신만의 실수가 아니에요. 활동기 자가면역 질환은 — 금기 사항 9번이에요. 그런데 환자는 그 단어를 몰라요. 실수는 젤에도 손에도 있지 않아요. 실수는 — 질문에 있어요.</w:t>
-      </w:r>
-    </w:p>
-    <w:p>
-      <w:pPr>
-        <w:pStyle w:val="BodyText"/>
-      </w:pPr>
-      <w:r>
-        <w:t xml:space="preserve">디마: 9번. 바로 그 금기 사항. 7쪽에서 빠졌던 그거요.</w:t>
-      </w:r>
-    </w:p>
-    <w:p>
-      <w:pPr>
-        <w:pStyle w:val="BodyText"/>
-      </w:pPr>
-      <w:r>
-        <w:t xml:space="preserve">코르닐로바: 바로 그거요. 사용설명서엔 돌아왔죠. 하지만 환자 머릿속엔 돌아오지 않았어요.</w:t>
-      </w:r>
-    </w:p>
-    <w:p>
-      <w:pPr>
-        <w:pStyle w:val="BodyText"/>
-      </w:pPr>
-      <w:r>
-        <w:t xml:space="preserve">베로니카: 그럼 제 잘못이에요? 제가 잘못 썼어요?</w:t>
-      </w:r>
-    </w:p>
-    <w:p>
-      <w:pPr>
-        <w:pStyle w:val="BodyText"/>
-      </w:pPr>
-      <w:r>
-        <w:t xml:space="preserve">코르닐로바: 아니요. 잘못된 방식으로 받은 질문에 정직하게 답했을 뿐이에요. 그건 잘못이 아니에요. 사람이 알아듣게 묻는 게 — 우리 일이에요. 「자가면역」이라는 말은 의사들이 알아요. 환자들은 「갑상선」을 알죠.</w:t>
-      </w:r>
-    </w:p>
-    <w:p>
-      <w:pPr>
-        <w:pStyle w:val="BodyText"/>
-      </w:pPr>
-      <w:r>
-        <w:t xml:space="preserve">베로니카: 이거 낫나요?</w:t>
-      </w:r>
-    </w:p>
-    <w:p>
-      <w:pPr>
-        <w:pStyle w:val="BodyText"/>
-      </w:pPr>
-      <w:r>
-        <w:t xml:space="preserve">코르닐로바: 나아요. 히알루로니다아제 — 조금, 오른쪽에. 그리고 내분비내과 — 이번 주에. 2주 뒤에 — 나한테 와서 확인.</w:t>
-      </w:r>
-    </w:p>
-    <w:p>
-      <w:pPr>
-        <w:pStyle w:val="BodyText"/>
-      </w:pPr>
-      <w:r>
-        <w:t xml:space="preserve">베로니카: 얼마예요?</w:t>
-      </w:r>
-    </w:p>
-    <w:p>
-      <w:pPr>
-        <w:pStyle w:val="BodyText"/>
-      </w:pPr>
-      <w:r>
-        <w:t xml:space="preserve">코르닐로바: 무료예요. 이건 논의 대상이 아니에요.</w:t>
-      </w:r>
-    </w:p>
-    <w:p>
-      <w:pPr>
-        <w:pStyle w:val="BodyText"/>
-      </w:pPr>
-      <w:r>
-        <w:t xml:space="preserve">디마: 베로니카, 여쭤봐도 될까요? 남편분이 편지를 썼어요. 내용을 아세요?</w:t>
-      </w:r>
-    </w:p>
-    <w:p>
-      <w:pPr>
-        <w:pStyle w:val="BodyText"/>
-      </w:pPr>
-      <w:r>
-        <w:t xml:space="preserve">베로니카: 알아요. 50만. 그건 남편이에요. 겁이 난 거예요. 남편은 겁나면 늘 돈을 요구해요.</w:t>
-      </w:r>
-    </w:p>
-    <w:p>
-      <w:pPr>
-        <w:pStyle w:val="BodyText"/>
-      </w:pPr>
-      <w:r>
-        <w:t xml:space="preserve">코르닐로바: 안나 세르게예브나, 전부 기록해요. 분 단위로. 디마는 — 심사관 보고서에. 토씨 하나 안 틀리고.</w:t>
-      </w:r>
-    </w:p>
-    <w:p>
-      <w:pPr>
-        <w:pStyle w:val="BodyText"/>
-      </w:pPr>
-      <w:r>
-        <w:t xml:space="preserve">안나: 엘레나 빅토로브나, 저 수료증을 내놔야 하나요?</w:t>
-      </w:r>
-    </w:p>
-    <w:p>
-      <w:pPr>
-        <w:pStyle w:val="BodyText"/>
-      </w:pPr>
-      <w:r>
-        <w:t xml:space="preserve">코르닐로바: 아니요. 손은 제대로 썼어요. 하지만 2모듈 — 한 번 더. 새 질문과 함께.</w:t>
-      </w:r>
-    </w:p>
-    <w:p>
-      <w:pPr>
-        <w:pStyle w:val="BodyText"/>
-      </w:pPr>
-      <w:r>
-        <w:t xml:space="preserve">안나: 어떤 새 질문이요?</w:t>
-      </w:r>
-    </w:p>
-    <w:p>
-      <w:pPr>
-        <w:pStyle w:val="BodyText"/>
-      </w:pPr>
-      <w:r>
-        <w:t xml:space="preserve">코르닐로바: 「자가면역 질환이 있는가」가 아니라. 병명으로요. 갑상선 — 하시모토. 류마티스 관절염. 루푸스. 건선. 그리고 — 「최근 3개월 안에 약 용량을 바꿨는가」. 환자들은 자기 진단명보다 자기 약을 더 잘 알아요.</w:t>
-      </w:r>
-    </w:p>
-    <w:p>
-      <w:pPr>
-        <w:pStyle w:val="BodyText"/>
-      </w:pPr>
-      <w:r>
-        <w:t xml:space="preserve">베로니카: 맞아요. 약은 기억해요. 「자가면역」이라는 단어는 — 아니고요.</w:t>
+        <w:t xml:space="preserve">코르닐로바: 베로니카, 앉으세요. 코르닐로바예요. 여긴 재판이 아니라 진찰이에요. 직접 순서대로 말씀해 주세요.</w:t>
+      </w:r>
+    </w:p>
+    <w:p>
+      <w:pPr>
+        <w:pStyle w:val="BodyText"/>
+      </w:pPr>
+      <w:r>
+        <w:t xml:space="preserve">베로니카: 5월 20일에 주사를 맞았고, 이틀 뒤에 부기가 생겼어요. 빠질 줄 알았는데 벌써 3주째 안 빠져요.</w:t>
+      </w:r>
+    </w:p>
+    <w:p>
+      <w:pPr>
+        <w:pStyle w:val="BodyText"/>
+      </w:pPr>
+      <w:r>
+        <w:t xml:space="preserve">코르닐로바: 보여요, 오른쪽이 더 크네요. 여기 따뜻해요? 누르면 아파요?</w:t>
+      </w:r>
+    </w:p>
+    <w:p>
+      <w:pPr>
+        <w:pStyle w:val="BodyText"/>
+      </w:pPr>
+      <w:r>
+        <w:t xml:space="preserve">베로니카: 따뜻한데 안 아파요. 그런데 밖에 못 나가요. 전 교사고, 아이들이 스물여덟 명이에요.</w:t>
+      </w:r>
+    </w:p>
+    <w:p>
+      <w:pPr>
+        <w:pStyle w:val="BodyText"/>
+      </w:pPr>
+      <w:r>
+        <w:t xml:space="preserve">안나: 엘레나 빅토로브나, 전 프로토콜대로 다 했어요: 초음파 0.9, 30G 바늘, 흡인, 천천히.</w:t>
+      </w:r>
+    </w:p>
+    <w:p>
+      <w:pPr>
+        <w:pStyle w:val="BodyText"/>
+      </w:pPr>
+      <w:r>
+        <w:t xml:space="preserve">코르닐로바: 믿어요, 안나 세르게예브나. 시험 보는 거 봤어요. 지금은 손 얘기를 묻는 게 아니에요. 베로니카, 어떤 병이 있어요? 만성 질환, 뭐든지요. 병이라고 생각하지 않는 것까지요.</w:t>
+      </w:r>
+    </w:p>
+    <w:p>
+      <w:pPr>
+        <w:pStyle w:val="BodyText"/>
+      </w:pPr>
+      <w:r>
+        <w:t xml:space="preserve">베로니카: 없어요. 음, 갑상선이요, 하시모토. 그런데 그건 병이 아니잖아요. 그냥 10년째 약을 먹어요.</w:t>
+      </w:r>
+    </w:p>
+    <w:p>
+      <w:pPr>
+        <w:pStyle w:val="BodyText"/>
+      </w:pPr>
+      <w:r>
+        <w:t xml:space="preserve">코르닐로바: 하시모토. 마지막으로 검사받은 게 언제예요?</w:t>
+      </w:r>
+    </w:p>
+    <w:p>
+      <w:pPr>
+        <w:pStyle w:val="BodyText"/>
+      </w:pPr>
+      <w:r>
+        <w:t xml:space="preserve">베로니카: 4월이요. 의사가 항체가 올라갔다고, 악화됐다고 하면서 약 용량을 바꿨어요.</w:t>
+      </w:r>
+    </w:p>
+    <w:p>
+      <w:pPr>
+        <w:pStyle w:val="BodyText"/>
+      </w:pPr>
+      <w:r>
+        <w:t xml:space="preserve">안나: 그런데 설문지엔 「없음」이라고 쓰셨잖아요. 자가면역 질환 — 「없음」.</w:t>
+      </w:r>
+    </w:p>
+    <w:p>
+      <w:pPr>
+        <w:pStyle w:val="BodyText"/>
+      </w:pPr>
+      <w:r>
+        <w:t xml:space="preserve">베로니카: 하시모토가 자가면역인 줄 몰랐어요. 그냥 갑상선, 그냥 갑상선인 줄 알았어요.</w:t>
+      </w:r>
+    </w:p>
+    <w:p>
+      <w:pPr>
+        <w:pStyle w:val="BodyText"/>
+      </w:pPr>
+      <w:r>
+        <w:t xml:space="preserve">코르닐로바: 자, 이거예요. 우리 실수는 바로 이거고, 모두가 찾을 곳에 있지 않아요.</w:t>
+      </w:r>
+    </w:p>
+    <w:p>
+      <w:pPr>
+        <w:pStyle w:val="BodyText"/>
+      </w:pPr>
+      <w:r>
+        <w:t xml:space="preserve">안나: 제 실수예요. 말로 묻지 않고 설문지만 건넸어요.</w:t>
+      </w:r>
+    </w:p>
+    <w:p>
+      <w:pPr>
+        <w:pStyle w:val="BodyText"/>
+      </w:pPr>
+      <w:r>
+        <w:t xml:space="preserve">코르닐로바: 당신만의 실수가 아니에요. 활동기 자가면역 질환은 금기 9번이에요. 그런데 환자는 그 단어를 몰라요, 아무도 설명해 주지 않았으니까요. 실수는 젤에도, 손에도 있지 않아요. 실수는 — 질문에 있어요.</w:t>
+      </w:r>
+    </w:p>
+    <w:p>
+      <w:pPr>
+        <w:pStyle w:val="BodyText"/>
+      </w:pPr>
+      <w:r>
+        <w:t xml:space="preserve">디마: 9번 — 예전에 7쪽에서 사라졌던 바로 그 금기네요.</w:t>
+      </w:r>
+    </w:p>
+    <w:p>
+      <w:pPr>
+        <w:pStyle w:val="BodyText"/>
+      </w:pPr>
+      <w:r>
+        <w:t xml:space="preserve">코르닐로바: 바로 그거요. 사용 설명서엔 돌아왔지만, 환자 머릿속엔 끝내 돌아가지 못했죠.</w:t>
+      </w:r>
+    </w:p>
+    <w:p>
+      <w:pPr>
+        <w:pStyle w:val="BodyText"/>
+      </w:pPr>
+      <w:r>
+        <w:t xml:space="preserve">베로니카: 그럼 제 잘못이에요? 설문지를 잘못 쓴 거예요?</w:t>
+      </w:r>
+    </w:p>
+    <w:p>
+      <w:pPr>
+        <w:pStyle w:val="BodyText"/>
+      </w:pPr>
+      <w:r>
+        <w:t xml:space="preserve">코르닐로바: 아니요. 잘못 던져진 질문에 정직하게 답하셨을 뿐이에요. 그건 잘못이 아니에요. 사람이 이해하도록 묻는 게 우리 일이에요. 「자가면역」은 의사들이 아는 말이고, 환자들은 「갑상선」을 알아요. 그리고 그걸 고칠 사람은 당신이 아니라 우리예요.</w:t>
+      </w:r>
+    </w:p>
+    <w:p>
+      <w:pPr>
+        <w:pStyle w:val="BodyText"/>
+      </w:pPr>
+      <w:r>
+        <w:t xml:space="preserve">베로니카: 이거 다 나을까요? 아이들한테 돌아갈 수 있을까요?</w:t>
+      </w:r>
+    </w:p>
+    <w:p>
+      <w:pPr>
+        <w:pStyle w:val="BodyText"/>
+      </w:pPr>
+      <w:r>
+        <w:t xml:space="preserve">코르닐로바: 나아요. 오른쪽에 히알루로니다제를 조금 놓고, 이번 주에 내분비내과에 가세요. 2주 뒤에 나한테 확인받으러 오시고요.</w:t>
+      </w:r>
+    </w:p>
+    <w:p>
+      <w:pPr>
+        <w:pStyle w:val="BodyText"/>
+      </w:pPr>
+      <w:r>
+        <w:t xml:space="preserve">베로니카: 그런데 이게 다 얼마나 들어요?</w:t>
+      </w:r>
+    </w:p>
+    <w:p>
+      <w:pPr>
+        <w:pStyle w:val="BodyText"/>
+      </w:pPr>
+      <w:r>
+        <w:t xml:space="preserve">코르닐로바: 한 푼도 안 들어요. 이건 논의할 일도 아니에요.</w:t>
+      </w:r>
+    </w:p>
+    <w:p>
+      <w:pPr>
+        <w:pStyle w:val="BodyText"/>
+      </w:pPr>
+      <w:r>
+        <w:t xml:space="preserve">디마: 베로니카, 하나 여쭤도 될까요? 남편분이 저희한테 편지를 보냈는데, 무슨 내용인지 아세요?</w:t>
+      </w:r>
+    </w:p>
+    <w:p>
+      <w:pPr>
+        <w:pStyle w:val="BodyText"/>
+      </w:pPr>
+      <w:r>
+        <w:t xml:space="preserve">베로니카: 알아요, 50만이요. 그 사람이 겁이 나서 그래요. 겁이 나면 늘 돈을 요구하거든요.</w:t>
+      </w:r>
+    </w:p>
+    <w:p>
+      <w:pPr>
+        <w:pStyle w:val="BodyText"/>
+      </w:pPr>
+      <w:r>
+        <w:t xml:space="preserve">코르닐로바: 안나 세르게예브나, 모든 걸 분 단위로 기록해요. 디마, 당신은 그걸 토씨 하나 안 틀리고 심사관 보고서에 넣어요.</w:t>
+      </w:r>
+    </w:p>
+    <w:p>
+      <w:pPr>
+        <w:pStyle w:val="BodyText"/>
+      </w:pPr>
+      <w:r>
+        <w:t xml:space="preserve">안나: 엘레나 빅토로브나, 이제 제 수료증을 반납해야 하나요?</w:t>
+      </w:r>
+    </w:p>
+    <w:p>
+      <w:pPr>
+        <w:pStyle w:val="BodyText"/>
+      </w:pPr>
+      <w:r>
+        <w:t xml:space="preserve">코르닐로바: 아니요. 손은 제대로 썼어요. 다만 2모듈을 새 질문과 함께 다시 들어요.</w:t>
+      </w:r>
+    </w:p>
+    <w:p>
+      <w:pPr>
+        <w:pStyle w:val="BodyText"/>
+      </w:pPr>
+      <w:r>
+        <w:t xml:space="preserve">안나: 새 질문은 어떤 거예요?</w:t>
+      </w:r>
+    </w:p>
+    <w:p>
+      <w:pPr>
+        <w:pStyle w:val="BodyText"/>
+      </w:pPr>
+      <w:r>
+        <w:t xml:space="preserve">코르닐로바: 「자가면역 질환이 있나요」가 아니라 병명으로요: 갑상선 — 하시모토, 류마티스 관절염, 루푸스, 건선. 그리고 「최근 석 달 동안 약 용량을 바꾼 적이 있나요」. 환자들은 자기 진단명보다 자기 약을 더 잘 알아요.</w:t>
+      </w:r>
+    </w:p>
+    <w:p>
+      <w:pPr>
+        <w:pStyle w:val="BodyText"/>
+      </w:pPr>
+      <w:r>
+        <w:t xml:space="preserve">베로니카: 맞아요. 약은 기억하는데 「자가면역」이라는 말은 몰랐어요.</w:t>
       </w:r>
     </w:p>
     <w:bookmarkEnd w:id="35"/>
@@ -4212,127 +4250,127 @@
         <w:pStyle w:val="FirstParagraph"/>
       </w:pPr>
       <w:r>
-        <w:t xml:space="preserve">로만: 당신이 대표예요? 50만. 아니면 오늘 저녁에 게시글. 그리고 민원. 벌써 써 놨어요. 여기요.</w:t>
-      </w:r>
-    </w:p>
-    <w:p>
-      <w:pPr>
-        <w:pStyle w:val="BodyText"/>
-      </w:pPr>
-      <w:r>
-        <w:t xml:space="preserve">알렉세이: 로만 씨, 보론초프입니다. 대표예요. 우리가 뭘 했는지 먼저 말씀드려도 될까요? 그다음은 — 당신의 권리예요.</w:t>
-      </w:r>
-    </w:p>
-    <w:p>
-      <w:pPr>
-        <w:pStyle w:val="BodyText"/>
-      </w:pPr>
-      <w:r>
-        <w:t xml:space="preserve">로만: 말해요. 5분 줄게요.</w:t>
-      </w:r>
-    </w:p>
-    <w:p>
-      <w:pPr>
-        <w:pStyle w:val="BodyText"/>
-      </w:pPr>
-      <w:r>
-        <w:t xml:space="preserve">알렉세이: 어제 코르닐로바가 베로니카를 진찰했어요. 무료로. 치료 처방이 나왔어요. 2주 뒤 — 확인. 젤 로트는 검사를 보냈어요. 같은 로트를 맞은 다른 환자 40명은 — 민원 없음. 그리고 어젯밤 우리가 먼저 심사관에게 보고했어요.</w:t>
-      </w:r>
-    </w:p>
-    <w:p>
-      <w:pPr>
-        <w:pStyle w:val="BodyText"/>
-      </w:pPr>
-      <w:r>
-        <w:t xml:space="preserve">로만: 심사관한테요? 스스로? 왜요?</w:t>
-      </w:r>
-    </w:p>
-    <w:p>
-      <w:pPr>
-        <w:pStyle w:val="BodyText"/>
-      </w:pPr>
-      <w:r>
-        <w:t xml:space="preserve">알렉세이: 그게 규정이니까요. 심사관이 당신 민원으로 알게 되는 걸 원치 않아요.</w:t>
-      </w:r>
-    </w:p>
-    <w:p>
-      <w:pPr>
-        <w:pStyle w:val="BodyText"/>
-      </w:pPr>
-      <w:r>
-        <w:t xml:space="preserve">로만: 그러니까 당신네 젤 탓이라고 인정하는 거예요?</w:t>
-      </w:r>
-    </w:p>
-    <w:p>
-      <w:pPr>
-        <w:pStyle w:val="BodyText"/>
-      </w:pPr>
-      <w:r>
-        <w:t xml:space="preserve">알렉세이: 아니요. 무슨 일이 있었는지 보고하는 거예요. 무엇 탓인지는 — 사실이 정해요. 지금까지 사실은: 아무도 알아채지 못한 금기 사항 9번. 의사도, 베로니카도, 우리 설문지도. 설문지는 — 우리 책임이에요.</w:t>
-      </w:r>
-    </w:p>
-    <w:p>
-      <w:pPr>
-        <w:pStyle w:val="BodyText"/>
-      </w:pPr>
-      <w:r>
-        <w:t xml:space="preserve">로만: 무슨 금기 사항이요?</w:t>
-      </w:r>
-    </w:p>
-    <w:p>
-      <w:pPr>
-        <w:pStyle w:val="BodyText"/>
-      </w:pPr>
-      <w:r>
-        <w:t xml:space="preserve">갈리나: 로만, 앉아요. 하시모토. 악화기. 베로니카가 직접 말할 거예요. 여기 와 있어요.</w:t>
-      </w:r>
-    </w:p>
-    <w:p>
-      <w:pPr>
-        <w:pStyle w:val="BodyText"/>
-      </w:pPr>
-      <w:r>
-        <w:t xml:space="preserve">베로니카: 로마. 그게 해당되는 줄 몰랐어. 당신 생각처럼 누가 잘못한 게 아니야.</w:t>
-      </w:r>
-    </w:p>
-    <w:p>
-      <w:pPr>
-        <w:pStyle w:val="BodyText"/>
-      </w:pPr>
-      <w:r>
-        <w:t xml:space="preserve">로만: 베로니카, 3주나 아팠잖아. 누군가는 대가를 치러야지.</w:t>
-      </w:r>
-    </w:p>
-    <w:p>
-      <w:pPr>
-        <w:pStyle w:val="BodyText"/>
-      </w:pPr>
-      <w:r>
-        <w:t xml:space="preserve">베로니카: 난 돈 필요 없어. 다른 사람들한테 이런 일이 없으면 돼.</w:t>
-      </w:r>
-    </w:p>
-    <w:p>
-      <w:pPr>
-        <w:pStyle w:val="BodyText"/>
-      </w:pPr>
-      <w:r>
-        <w:t xml:space="preserve">알렉세이: 이미 바꿨어요. 여기 새 설문지예요. 병명으로. 하시모토가 — 첫 줄에. 「베로니카의 질문」이라고 이름 붙였어요. 회사 안에서요. 일주일 뒤면 우리 젤을 쓰는 모든 클리닉에 들어가요. 베로니카, 당신이 기여한 거예요.</w:t>
-      </w:r>
-    </w:p>
-    <w:p>
-      <w:pPr>
-        <w:pStyle w:val="BodyText"/>
-      </w:pPr>
-      <w:r>
-        <w:t xml:space="preserve">베로니카: 「베로니카의 질문」. 평생 아이들을 위해 질문을 만들어 왔어요. 이제 제 질문이 — 의사들을 위한 거네요.</w:t>
-      </w:r>
-    </w:p>
-    <w:p>
-      <w:pPr>
-        <w:pStyle w:val="BodyText"/>
-      </w:pPr>
-      <w:r>
-        <w:t xml:space="preserve">갈리나: 클리닉에서 시술비를 돌려드릴게요. 전액. 이건 우리 결정이에요, 저분들 결정이 아니라.</w:t>
+        <w:t xml:space="preserve">로만: 당신이 대표예요? 50만이요, 아니면 오늘 저녁에 글 올리고 민원 넣어요. 벌써 써 놨어요, 여기요.</w:t>
+      </w:r>
+    </w:p>
+    <w:p>
+      <w:pPr>
+        <w:pStyle w:val="BodyText"/>
+      </w:pPr>
+      <w:r>
+        <w:t xml:space="preserve">알렉세이: 로만, 대표 보론초프입니다. 우리가 이미 한 일부터 말씀드려도 될까요? 그다음은 당신 권리예요.</w:t>
+      </w:r>
+    </w:p>
+    <w:p>
+      <w:pPr>
+        <w:pStyle w:val="BodyText"/>
+      </w:pPr>
+      <w:r>
+        <w:t xml:space="preserve">로만: 말해 봐요, 5분 줄게요.</w:t>
+      </w:r>
+    </w:p>
+    <w:p>
+      <w:pPr>
+        <w:pStyle w:val="BodyText"/>
+      </w:pPr>
+      <w:r>
+        <w:t xml:space="preserve">알렉세이: 어제 코르닐로바가 베로니카를 무료로 진찰하고 치료를 처방했어요. 2주 뒤에 확인이 있고요. 젤 로트는 검사에 보냈어요. 같은 로트를 맞은 다른 환자 40명은 민원이 없어요. 그리고 어제 저녁 우리가 직접 심사관에게 보고했어요.</w:t>
+      </w:r>
+    </w:p>
+    <w:p>
+      <w:pPr>
+        <w:pStyle w:val="BodyText"/>
+      </w:pPr>
+      <w:r>
+        <w:t xml:space="preserve">로만: 심사관에게요? 직접요? 그걸 왜 해요?</w:t>
+      </w:r>
+    </w:p>
+    <w:p>
+      <w:pPr>
+        <w:pStyle w:val="BodyText"/>
+      </w:pPr>
+      <w:r>
+        <w:t xml:space="preserve">알렉세이: 그렇게 하게 돼 있으니까요. 심사관이 당신 민원을 보고서야 알게 되는 건 원하지 않아요.</w:t>
+      </w:r>
+    </w:p>
+    <w:p>
+      <w:pPr>
+        <w:pStyle w:val="BodyText"/>
+      </w:pPr>
+      <w:r>
+        <w:t xml:space="preserve">로만: 그러니까 당신네 젤 잘못이라고 인정하는 거네요?</w:t>
+      </w:r>
+    </w:p>
+    <w:p>
+      <w:pPr>
+        <w:pStyle w:val="BodyText"/>
+      </w:pPr>
+      <w:r>
+        <w:t xml:space="preserve">알렉세이: 아니요. 무슨 일이 있었는지 알리는 거예요. 무엇이 잘못인지는 사실이 정해요. 지금까지의 사실은 이래요: 아무도 알아채지 못한 금기 9번. 의사도, 베로니카도, 우리 설문지도요. 그리고 설문지는 우리 책임이에요.</w:t>
+      </w:r>
+    </w:p>
+    <w:p>
+      <w:pPr>
+        <w:pStyle w:val="BodyText"/>
+      </w:pPr>
+      <w:r>
+        <w:t xml:space="preserve">로만: 무슨 금기요? 무슨 얘기를 하는 거예요?</w:t>
+      </w:r>
+    </w:p>
+    <w:p>
+      <w:pPr>
+        <w:pStyle w:val="BodyText"/>
+      </w:pPr>
+      <w:r>
+        <w:t xml:space="preserve">갈리나: 로만, 앉아요. 하시모토, 악화기예요. 베로니카가 직접 말할 거예요, 여기 와 있어요.</w:t>
+      </w:r>
+    </w:p>
+    <w:p>
+      <w:pPr>
+        <w:pStyle w:val="BodyText"/>
+      </w:pPr>
+      <w:r>
+        <w:t xml:space="preserve">베로니카: 로마, 그게 해당되는 줄 몰랐어. 네가 생각하는 식으로 잘못한 사람은 아무도 없어.</w:t>
+      </w:r>
+    </w:p>
+    <w:p>
+      <w:pPr>
+        <w:pStyle w:val="BodyText"/>
+      </w:pPr>
+      <w:r>
+        <w:t xml:space="preserve">로만: 베로니카, 넌 3주째 아프잖아. 누군가는 대가를 치러야지.</w:t>
+      </w:r>
+    </w:p>
+    <w:p>
+      <w:pPr>
+        <w:pStyle w:val="BodyText"/>
+      </w:pPr>
+      <w:r>
+        <w:t xml:space="preserve">베로니카: 난 돈 필요 없어. 다른 사람들한테 이런 일이 안 생기면 돼.</w:t>
+      </w:r>
+    </w:p>
+    <w:p>
+      <w:pPr>
+        <w:pStyle w:val="BodyText"/>
+      </w:pPr>
+      <w:r>
+        <w:t xml:space="preserve">알렉세이: 이미 다 바꿨어요. 여기 새 설문지예요. 병이 이름별로 나와 있고, 하시모토가 첫 줄이에요. 회사 안에선 이걸 「베로니카의 질문」이라고 불러요. 일주일 뒤면 우리 젤을 쓰는 모든 클리닉에 들어가요. 베로니카, 당신의 기여예요.</w:t>
+      </w:r>
+    </w:p>
+    <w:p>
+      <w:pPr>
+        <w:pStyle w:val="BodyText"/>
+      </w:pPr>
+      <w:r>
+        <w:t xml:space="preserve">베로니카: 「베로니카의 질문」. 평생 아이들을 위한 문제를 냈는데, 이제 내 질문이 의사들을 위한 게 되네요.</w:t>
+      </w:r>
+    </w:p>
+    <w:p>
+      <w:pPr>
+        <w:pStyle w:val="BodyText"/>
+      </w:pPr>
+      <w:r>
+        <w:t xml:space="preserve">갈리나: 시술비는 클리닉이 전액 돌려드릴게요. 그건 이분들이 아니라 우리 결정이에요.</w:t>
       </w:r>
     </w:p>
     <w:p>
@@ -4348,15 +4386,15 @@
         <w:pStyle w:val="BodyText"/>
       </w:pPr>
       <w:r>
-        <w:t xml:space="preserve">알렉세이: 로만 씨, 50만은 안 드려요. 치료는 — 네. 침묵은 — 아니요. 게시글 쓰세요. 민원 넣으세요. 우린 심사관 보고서를 첨부할게요. 지금 말씀드린 게 전부 거기 있어요.</w:t>
-      </w:r>
-    </w:p>
-    <w:p>
-      <w:pPr>
-        <w:pStyle w:val="BodyText"/>
-      </w:pPr>
-      <w:r>
-        <w:t xml:space="preserve">로만: 안 무서워요?</w:t>
+        <w:t xml:space="preserve">알렉세이: 로만, 50만은 드리지 않아요. 치료엔 — 네. 침묵엔 — 아니요. 글 올리세요, 민원 넣으세요. 우리 심사관 보고서를 첨부할 거고, 거기엔 지금 말씀드린 게 전부 들어 있어요.</w:t>
+      </w:r>
+    </w:p>
+    <w:p>
+      <w:pPr>
+        <w:pStyle w:val="BodyText"/>
+      </w:pPr>
+      <w:r>
+        <w:t xml:space="preserve">로만: 정말 하나도 안 무서워요?</w:t>
       </w:r>
     </w:p>
     <w:p>
@@ -4372,39 +4410,39 @@
         <w:pStyle w:val="BodyText"/>
       </w:pPr>
       <w:r>
-        <w:t xml:space="preserve">로만: 내가 아는 사람들은 다 「우리 탓 아니다」라고 해요. 그런데 당신은 「우리 설문지 탓」이라고 하네요.</w:t>
-      </w:r>
-    </w:p>
-    <w:p>
-      <w:pPr>
-        <w:pStyle w:val="BodyText"/>
-      </w:pPr>
-      <w:r>
-        <w:t xml:space="preserve">베로니카: 로마, 민원 찢어. 제발.</w:t>
-      </w:r>
-    </w:p>
-    <w:p>
-      <w:pPr>
-        <w:pStyle w:val="BodyText"/>
-      </w:pPr>
-      <w:r>
-        <w:t xml:space="preserve">로만: 안 찢어. 서랍에 넣을게. 2주 뒤 — 확인. 베로니카가 괜찮으면 — 버릴게.</w:t>
-      </w:r>
-    </w:p>
-    <w:p>
-      <w:pPr>
-        <w:pStyle w:val="BodyText"/>
-      </w:pPr>
-      <w:r>
-        <w:t xml:space="preserve">갈리나: 정직하네요, 로만. 나라도 그렇게 했을 거예요.</w:t>
-      </w:r>
-    </w:p>
-    <w:p>
-      <w:pPr>
-        <w:pStyle w:val="BodyText"/>
-      </w:pPr>
-      <w:r>
-        <w:t xml:space="preserve">로만: 대표님. 접수대에서 소리 질러서 죄송합니다. 겁이 났어요.</w:t>
+        <w:t xml:space="preserve">로만: 내가 아는 사람들은 다 「우리 탓 아니다」라고 해요. 그런데 당신은 「우리 설문지 탓」이라고 하네요. 그런 말은 처음 들어요.</w:t>
+      </w:r>
+    </w:p>
+    <w:p>
+      <w:pPr>
+        <w:pStyle w:val="BodyText"/>
+      </w:pPr>
+      <w:r>
+        <w:t xml:space="preserve">베로니카: 로마, 민원 찢어. 제발, 날 위해서.</w:t>
+      </w:r>
+    </w:p>
+    <w:p>
+      <w:pPr>
+        <w:pStyle w:val="BodyText"/>
+      </w:pPr>
+      <w:r>
+        <w:t xml:space="preserve">로만: 안 찢어. 서랍에 넣어 둘게. 2주 뒤 확인에서 베로니카가 괜찮으면 버릴게.</w:t>
+      </w:r>
+    </w:p>
+    <w:p>
+      <w:pPr>
+        <w:pStyle w:val="BodyText"/>
+      </w:pPr>
+      <w:r>
+        <w:t xml:space="preserve">갈리나: 공정하네요, 로만. 나라도 그렇게 했을 거예요.</w:t>
+      </w:r>
+    </w:p>
+    <w:p>
+      <w:pPr>
+        <w:pStyle w:val="BodyText"/>
+      </w:pPr>
+      <w:r>
+        <w:t xml:space="preserve">로만: 대표님, 접수처에서 소리 질러서 죄송해요. 아내 때문에 너무 겁이 났어요.</w:t>
       </w:r>
     </w:p>
     <w:bookmarkEnd w:id="36"/>
@@ -4422,55 +4460,55 @@
         <w:pStyle w:val="FirstParagraph"/>
       </w:pPr>
       <w:r>
-        <w:t xml:space="preserve">이리나: 결과. 주예바 시험소 — 로트 정상. 모든 항목. 코르닐로바 확인 — 부기 빠졌어요.</w:t>
-      </w:r>
-    </w:p>
-    <w:p>
-      <w:pPr>
-        <w:pStyle w:val="BodyText"/>
-      </w:pPr>
-      <w:r>
-        <w:t xml:space="preserve">디마: 그리고 로만이 사진을 보냈어요. 쓰레기통 속 민원서. 메시지: 「약속대로」.</w:t>
-      </w:r>
-    </w:p>
-    <w:p>
-      <w:pPr>
-        <w:pStyle w:val="BodyText"/>
-      </w:pPr>
-      <w:r>
-        <w:t xml:space="preserve">올가: 심사관 보고서 발송. 두 번째, 최종. 한 쪽. 나자로바가 한 단어로 답했어요.</w:t>
-      </w:r>
-    </w:p>
-    <w:p>
-      <w:pPr>
-        <w:pStyle w:val="BodyText"/>
-      </w:pPr>
-      <w:r>
-        <w:t xml:space="preserve">알렉세이: 뭐라고요?</w:t>
-      </w:r>
-    </w:p>
-    <w:p>
-      <w:pPr>
-        <w:pStyle w:val="BodyText"/>
-      </w:pPr>
-      <w:r>
-        <w:t xml:space="preserve">올가: 「접수」. 그분한테선 — 많은 거예요.</w:t>
-      </w:r>
-    </w:p>
-    <w:p>
-      <w:pPr>
-        <w:pStyle w:val="BodyText"/>
-      </w:pPr>
-      <w:r>
-        <w:t xml:space="preserve">이리나: 목록에서 종결할게요. 「클레임 1번. 종결. 원인: 금기 사항 9번이 설문지로 확인되지 않음. 조치: 새 설문지, 해당 의사 2모듈 재이수」. 비용: 시험소 4만. 보상금: 0.</w:t>
-      </w:r>
-    </w:p>
-    <w:p>
-      <w:pPr>
-        <w:pStyle w:val="BodyText"/>
-      </w:pPr>
-      <w:r>
-        <w:t xml:space="preserve">알리나: 「베로니카의 질문」 — 벌써 2모듈에 들어갔어요. 수업마다 읽어요.</w:t>
+        <w:t xml:space="preserve">이리나: 결산할게요. 주예바 연구소에서 로트가 모든 항목에서 정상이라고 확인했어요. 그리고 코르닐로바 확인에서 부기는 이미 빠졌어요.</w:t>
+      </w:r>
+    </w:p>
+    <w:p>
+      <w:pPr>
+        <w:pStyle w:val="BodyText"/>
+      </w:pPr>
+      <w:r>
+        <w:t xml:space="preserve">디마: 그리고 로만이 사진을 보냈어요: 쓰레기통 속 민원서, 그리고 메시지: 「약속대로」.</w:t>
+      </w:r>
+    </w:p>
+    <w:p>
+      <w:pPr>
+        <w:pStyle w:val="BodyText"/>
+      </w:pPr>
+      <w:r>
+        <w:t xml:space="preserve">올가: 심사관 보고서도 보냈어요, 두 번째이자 최종이고 한 쪽짜리예요. 나자로바가 한 단어로 답했어요.</w:t>
+      </w:r>
+    </w:p>
+    <w:p>
+      <w:pPr>
+        <w:pStyle w:val="BodyText"/>
+      </w:pPr>
+      <w:r>
+        <w:t xml:space="preserve">알렉세이: 어떤 단어요? 빨리 말해 줘요.</w:t>
+      </w:r>
+    </w:p>
+    <w:p>
+      <w:pPr>
+        <w:pStyle w:val="BodyText"/>
+      </w:pPr>
+      <w:r>
+        <w:t xml:space="preserve">올가: 「접수」. 그분한테서 나온 거면 대단한 거예요.</w:t>
+      </w:r>
+    </w:p>
+    <w:p>
+      <w:pPr>
+        <w:pStyle w:val="BodyText"/>
+      </w:pPr>
+      <w:r>
+        <w:t xml:space="preserve">이리나: 대장에서 종결할게요. 「클레임 1번. 종결. 원인: 금기 9번을 설문지가 걸러 내지 못함. 조치: 새 설문지, 해당 의사 2모듈 재수강」. 비용 — 연구소 4만, 보상금 — 0. 그리고 저는 이 결과가 만족스러워요.</w:t>
+      </w:r>
+    </w:p>
+    <w:p>
+      <w:pPr>
+        <w:pStyle w:val="BodyText"/>
+      </w:pPr>
+      <w:r>
+        <w:t xml:space="preserve">알리나: 「베로니카의 질문」은 벌써 2모듈에 들어갔어요. 수업마다 읽어 줘요.</w:t>
       </w:r>
     </w:p>
     <w:p>
@@ -4486,55 +4524,55 @@
         <w:pStyle w:val="BodyText"/>
       </w:pPr>
       <w:r>
-        <w:t xml:space="preserve">알렉세이: 적어요. 소리 내서.</w:t>
-      </w:r>
-    </w:p>
-    <w:p>
-      <w:pPr>
-        <w:pStyle w:val="BodyText"/>
-      </w:pPr>
-      <w:r>
-        <w:t xml:space="preserve">디마: 「클레임은 적이 아니다. 우리가 묻기를 잊은 질문이다」.</w:t>
-      </w:r>
-    </w:p>
-    <w:p>
-      <w:pPr>
-        <w:pStyle w:val="BodyText"/>
-      </w:pPr>
-      <w:r>
-        <w:t xml:space="preserve">올가: 좋은 규칙이네요. 보드에 적어 두고 싶어요. 「용어는 하나여야 한다」 옆에.</w:t>
-      </w:r>
-    </w:p>
-    <w:p>
-      <w:pPr>
-        <w:pStyle w:val="BodyText"/>
-      </w:pPr>
-      <w:r>
-        <w:t xml:space="preserve">알렉세이: 9번 금기 사항. 7쪽에서 빠졌던 바로 그것. 1년 전엔 사용설명서에 되돌려 놓았죠. 오늘은 — 환자 머릿속에. 종이는 다 참아요, 올가 페트로브나. 환자는 — 안 참아요.</w:t>
-      </w:r>
-    </w:p>
-    <w:p>
-      <w:pPr>
-        <w:pStyle w:val="BodyText"/>
-      </w:pPr>
-      <w:r>
-        <w:t xml:space="preserve">올가: 내 말이네요. 수정판으로. 수정이 마음에 들어요.</w:t>
-      </w:r>
-    </w:p>
-    <w:p>
-      <w:pPr>
-        <w:pStyle w:val="BodyText"/>
-      </w:pPr>
-      <w:r>
-        <w:t xml:space="preserve">이리나: 첫 클레임은 4만과 2주가 들었어요. 그리고 새 설문지 하나.</w:t>
-      </w:r>
-    </w:p>
-    <w:p>
-      <w:pPr>
-        <w:pStyle w:val="BodyText"/>
-      </w:pPr>
-      <w:r>
-        <w:t xml:space="preserve">알렉세이: 그리고 사과한 남편 한 명. 그건 4만보다 비싸요. 본론으로 갑시다: 「베로니카의 질문」을 모든 클리닉 계약서에. 가격표처럼 서명하게 해요.</w:t>
+        <w:t xml:space="preserve">알렉세이: 적어요, 대신 소리 내서 읽어요.</w:t>
+      </w:r>
+    </w:p>
+    <w:p>
+      <w:pPr>
+        <w:pStyle w:val="BodyText"/>
+      </w:pPr>
+      <w:r>
+        <w:t xml:space="preserve">디마: 「클레임은 적이 아니다. 우리가 묻는 걸 잊은 질문이다」.</w:t>
+      </w:r>
+    </w:p>
+    <w:p>
+      <w:pPr>
+        <w:pStyle w:val="BodyText"/>
+      </w:pPr>
+      <w:r>
+        <w:t xml:space="preserve">올가: 좋은 규칙이에요. 「용어는 하나여야 한다」 옆에 칠판에 써 두고 싶네요.</w:t>
+      </w:r>
+    </w:p>
+    <w:p>
+      <w:pPr>
+        <w:pStyle w:val="BodyText"/>
+      </w:pPr>
+      <w:r>
+        <w:t xml:space="preserve">알렉세이: 금기 9번, 7쪽에서 사라졌던 바로 그거요. 1년 전엔 사용 설명서에 되돌려 놨고, 오늘은 환자 머릿속에 되돌려 놨어요. 종이는 무엇이든 참지요, 올가 페트로브나. 하지만 환자는 아니에요. 그리고 이제 그게 우리 규칙이에요.</w:t>
+      </w:r>
+    </w:p>
+    <w:p>
+      <w:pPr>
+        <w:pStyle w:val="BodyText"/>
+      </w:pPr>
+      <w:r>
+        <w:t xml:space="preserve">올가: 내 말이네요, 고친 버전이지만요. 그리고 솔직히, 고친 게 마음에 들어요.</w:t>
+      </w:r>
+    </w:p>
+    <w:p>
+      <w:pPr>
+        <w:pStyle w:val="BodyText"/>
+      </w:pPr>
+      <w:r>
+        <w:t xml:space="preserve">이리나: 첫 클레임은 4만, 2주, 그리고 새 설문지 한 장이 들었어요.</w:t>
+      </w:r>
+    </w:p>
+    <w:p>
+      <w:pPr>
+        <w:pStyle w:val="BodyText"/>
+      </w:pPr>
+      <w:r>
+        <w:t xml:space="preserve">알렉세이: 그리고 사과한 남편 한 명이요. 그건 4만보다 값져요. 본론으로 갑시다: 「베로니카의 질문」을 모든 클리닉과의 계약서에 넣어요. 가격표처럼 서명하게요.</w:t>
       </w:r>
     </w:p>
     <w:bookmarkEnd w:id="37"/>
